--- a/Chapter 3/Chapter 3.docx
+++ b/Chapter 3/Chapter 3.docx
@@ -2624,32 +2624,6 @@
           <w:szCs w:val="28"/>
         </w:rPr>
       </w:pPr>
-      <w:r>
-        <w:rPr>
-          <w:rFonts w:ascii="Nunito" w:hAnsi="Nunito"/>
-          <w:sz w:val="28"/>
-          <w:szCs w:val="28"/>
-        </w:rPr>
-        <w:t xml:space="preserve">import </w:t>
-      </w:r>
-      <w:proofErr w:type="spellStart"/>
-      <w:r>
-        <w:rPr>
-          <w:rFonts w:ascii="Nunito" w:hAnsi="Nunito"/>
-          <w:sz w:val="28"/>
-          <w:szCs w:val="28"/>
-        </w:rPr>
-        <w:t>java.util.Scanner</w:t>
-      </w:r>
-      <w:proofErr w:type="spellEnd"/>
-      <w:r>
-        <w:rPr>
-          <w:rFonts w:ascii="Nunito" w:hAnsi="Nunito"/>
-          <w:sz w:val="28"/>
-          <w:szCs w:val="28"/>
-        </w:rPr>
-        <w:t>;</w:t>
-      </w:r>
     </w:p>
     <w:p>
       <w:pPr>
@@ -2670,624 +2644,37 @@
           <w:szCs w:val="28"/>
         </w:rPr>
       </w:pPr>
-      <w:r>
-        <w:rPr>
-          <w:rFonts w:ascii="Nunito" w:hAnsi="Nunito"/>
-          <w:sz w:val="28"/>
-          <w:szCs w:val="28"/>
-        </w:rPr>
-        <w:t xml:space="preserve">public class </w:t>
-      </w:r>
-      <w:proofErr w:type="spellStart"/>
-      <w:r>
-        <w:rPr>
-          <w:rFonts w:ascii="Nunito" w:hAnsi="Nunito"/>
-          <w:sz w:val="28"/>
-          <w:szCs w:val="28"/>
-        </w:rPr>
-        <w:t>LargestNumber</w:t>
-      </w:r>
-      <w:proofErr w:type="spellEnd"/>
-      <w:r>
-        <w:rPr>
-          <w:rFonts w:ascii="Nunito" w:hAnsi="Nunito"/>
-          <w:sz w:val="28"/>
-          <w:szCs w:val="28"/>
-        </w:rPr>
-        <w:t xml:space="preserve"> {</w:t>
-      </w:r>
-    </w:p>
-    <w:p>
-      <w:pPr>
-        <w:ind w:left="720"/>
-        <w:rPr>
-          <w:rFonts w:ascii="Nunito" w:hAnsi="Nunito"/>
-          <w:sz w:val="28"/>
-          <w:szCs w:val="28"/>
-        </w:rPr>
-      </w:pPr>
-    </w:p>
-    <w:p>
-      <w:pPr>
-        <w:ind w:left="720"/>
-        <w:rPr>
-          <w:rFonts w:ascii="Nunito" w:hAnsi="Nunito"/>
-          <w:sz w:val="28"/>
-          <w:szCs w:val="28"/>
-        </w:rPr>
-      </w:pPr>
-      <w:r>
-        <w:rPr>
-          <w:rFonts w:ascii="Nunito" w:hAnsi="Nunito"/>
-          <w:sz w:val="28"/>
-          <w:szCs w:val="28"/>
+    </w:p>
+    <w:p>
+      <w:pPr>
+        <w:rPr>
+          <w:rFonts w:ascii="Nunito" w:hAnsi="Nunito"/>
+          <w:sz w:val="28"/>
+          <w:szCs w:val="28"/>
+        </w:rPr>
+      </w:pPr>
+      <w:r>
+        <w:rPr>
+          <w:rFonts w:ascii="Nunito" w:hAnsi="Nunito"/>
+          <w:sz w:val="28"/>
+          <w:szCs w:val="28"/>
+        </w:rPr>
+        <w:t>3.22 (Tabular Output) Write a Java application that uses looping to print the following table of values:</w:t>
+      </w:r>
+    </w:p>
+    <w:p>
+      <w:pPr>
+        <w:rPr>
+          <w:rFonts w:ascii="Nunito" w:hAnsi="Nunito"/>
+          <w:sz w:val="28"/>
+          <w:szCs w:val="28"/>
+        </w:rPr>
+      </w:pPr>
+      <w:r>
+        <w:rPr>
+          <w:noProof/>
         </w:rPr>
         <w:lastRenderedPageBreak/>
-        <w:t xml:space="preserve">    public static void main(String[] </w:t>
-      </w:r>
-      <w:proofErr w:type="spellStart"/>
-      <w:r>
-        <w:rPr>
-          <w:rFonts w:ascii="Nunito" w:hAnsi="Nunito"/>
-          <w:sz w:val="28"/>
-          <w:szCs w:val="28"/>
-        </w:rPr>
-        <w:t>args</w:t>
-      </w:r>
-      <w:proofErr w:type="spellEnd"/>
-      <w:r>
-        <w:rPr>
-          <w:rFonts w:ascii="Nunito" w:hAnsi="Nunito"/>
-          <w:sz w:val="28"/>
-          <w:szCs w:val="28"/>
-        </w:rPr>
-        <w:t>) {</w:t>
-      </w:r>
-    </w:p>
-    <w:p>
-      <w:pPr>
-        <w:ind w:left="720"/>
-        <w:rPr>
-          <w:rFonts w:ascii="Nunito" w:hAnsi="Nunito"/>
-          <w:sz w:val="28"/>
-          <w:szCs w:val="28"/>
-        </w:rPr>
-      </w:pPr>
-    </w:p>
-    <w:p>
-      <w:pPr>
-        <w:ind w:left="720"/>
-        <w:rPr>
-          <w:rFonts w:ascii="Nunito" w:hAnsi="Nunito"/>
-          <w:sz w:val="28"/>
-          <w:szCs w:val="28"/>
-        </w:rPr>
-      </w:pPr>
-      <w:r>
-        <w:rPr>
-          <w:rFonts w:ascii="Nunito" w:hAnsi="Nunito"/>
-          <w:sz w:val="28"/>
-          <w:szCs w:val="28"/>
-        </w:rPr>
-        <w:t xml:space="preserve">        Scanner input = new Scanner(System.in);</w:t>
-      </w:r>
-    </w:p>
-    <w:p>
-      <w:pPr>
-        <w:ind w:left="720"/>
-        <w:rPr>
-          <w:rFonts w:ascii="Nunito" w:hAnsi="Nunito"/>
-          <w:sz w:val="28"/>
-          <w:szCs w:val="28"/>
-        </w:rPr>
-      </w:pPr>
-    </w:p>
-    <w:p>
-      <w:pPr>
-        <w:ind w:left="720"/>
-        <w:rPr>
-          <w:rFonts w:ascii="Nunito" w:hAnsi="Nunito"/>
-          <w:sz w:val="28"/>
-          <w:szCs w:val="28"/>
-        </w:rPr>
-      </w:pPr>
-      <w:r>
-        <w:rPr>
-          <w:rFonts w:ascii="Nunito" w:hAnsi="Nunito"/>
-          <w:sz w:val="28"/>
-          <w:szCs w:val="28"/>
-        </w:rPr>
-        <w:t xml:space="preserve">        int counter = 1;</w:t>
-      </w:r>
-    </w:p>
-    <w:p>
-      <w:pPr>
-        <w:ind w:left="720"/>
-        <w:rPr>
-          <w:rFonts w:ascii="Nunito" w:hAnsi="Nunito"/>
-          <w:sz w:val="28"/>
-          <w:szCs w:val="28"/>
-        </w:rPr>
-      </w:pPr>
-      <w:r>
-        <w:rPr>
-          <w:rFonts w:ascii="Nunito" w:hAnsi="Nunito"/>
-          <w:sz w:val="28"/>
-          <w:szCs w:val="28"/>
-        </w:rPr>
-        <w:t xml:space="preserve">        int number;</w:t>
-      </w:r>
-    </w:p>
-    <w:p>
-      <w:pPr>
-        <w:ind w:left="720"/>
-        <w:rPr>
-          <w:rFonts w:ascii="Nunito" w:hAnsi="Nunito"/>
-          <w:sz w:val="28"/>
-          <w:szCs w:val="28"/>
-        </w:rPr>
-      </w:pPr>
-      <w:r>
-        <w:rPr>
-          <w:rFonts w:ascii="Nunito" w:hAnsi="Nunito"/>
-          <w:sz w:val="28"/>
-          <w:szCs w:val="28"/>
-        </w:rPr>
-        <w:t xml:space="preserve">        int largest;</w:t>
-      </w:r>
-    </w:p>
-    <w:p>
-      <w:pPr>
-        <w:ind w:left="720"/>
-        <w:rPr>
-          <w:rFonts w:ascii="Nunito" w:hAnsi="Nunito"/>
-          <w:sz w:val="28"/>
-          <w:szCs w:val="28"/>
-        </w:rPr>
-      </w:pPr>
-    </w:p>
-    <w:p>
-      <w:pPr>
-        <w:ind w:left="720"/>
-        <w:rPr>
-          <w:rFonts w:ascii="Nunito" w:hAnsi="Nunito"/>
-          <w:sz w:val="28"/>
-          <w:szCs w:val="28"/>
-        </w:rPr>
-      </w:pPr>
-      <w:r>
-        <w:rPr>
-          <w:rFonts w:ascii="Nunito" w:hAnsi="Nunito"/>
-          <w:sz w:val="28"/>
-          <w:szCs w:val="28"/>
-        </w:rPr>
-        <w:t xml:space="preserve">        </w:t>
-      </w:r>
-      <w:proofErr w:type="spellStart"/>
-      <w:r>
-        <w:rPr>
-          <w:rFonts w:ascii="Nunito" w:hAnsi="Nunito"/>
-          <w:sz w:val="28"/>
-          <w:szCs w:val="28"/>
-        </w:rPr>
-        <w:t>System.out.println</w:t>
-      </w:r>
-      <w:proofErr w:type="spellEnd"/>
-      <w:r>
-        <w:rPr>
-          <w:rFonts w:ascii="Nunito" w:hAnsi="Nunito"/>
-          <w:sz w:val="28"/>
-          <w:szCs w:val="28"/>
-        </w:rPr>
-        <w:t>("Enter number 1: ");</w:t>
-      </w:r>
-    </w:p>
-    <w:p>
-      <w:pPr>
-        <w:ind w:left="720"/>
-        <w:rPr>
-          <w:rFonts w:ascii="Nunito" w:hAnsi="Nunito"/>
-          <w:sz w:val="28"/>
-          <w:szCs w:val="28"/>
-        </w:rPr>
-      </w:pPr>
-      <w:r>
-        <w:rPr>
-          <w:rFonts w:ascii="Nunito" w:hAnsi="Nunito"/>
-          <w:sz w:val="28"/>
-          <w:szCs w:val="28"/>
-        </w:rPr>
-        <w:t xml:space="preserve">        number = </w:t>
-      </w:r>
-      <w:proofErr w:type="spellStart"/>
-      <w:r>
-        <w:rPr>
-          <w:rFonts w:ascii="Nunito" w:hAnsi="Nunito"/>
-          <w:sz w:val="28"/>
-          <w:szCs w:val="28"/>
-        </w:rPr>
-        <w:t>input.nextInt</w:t>
-      </w:r>
-      <w:proofErr w:type="spellEnd"/>
-      <w:r>
-        <w:rPr>
-          <w:rFonts w:ascii="Nunito" w:hAnsi="Nunito"/>
-          <w:sz w:val="28"/>
-          <w:szCs w:val="28"/>
-        </w:rPr>
-        <w:t>();</w:t>
-      </w:r>
-    </w:p>
-    <w:p>
-      <w:pPr>
-        <w:ind w:left="720"/>
-        <w:rPr>
-          <w:rFonts w:ascii="Nunito" w:hAnsi="Nunito"/>
-          <w:sz w:val="28"/>
-          <w:szCs w:val="28"/>
-        </w:rPr>
-      </w:pPr>
-      <w:r>
-        <w:rPr>
-          <w:rFonts w:ascii="Nunito" w:hAnsi="Nunito"/>
-          <w:sz w:val="28"/>
-          <w:szCs w:val="28"/>
-        </w:rPr>
-        <w:t xml:space="preserve">        largest = number;</w:t>
-      </w:r>
-    </w:p>
-    <w:p>
-      <w:pPr>
-        <w:ind w:left="720"/>
-        <w:rPr>
-          <w:rFonts w:ascii="Nunito" w:hAnsi="Nunito"/>
-          <w:sz w:val="28"/>
-          <w:szCs w:val="28"/>
-        </w:rPr>
-      </w:pPr>
-    </w:p>
-    <w:p>
-      <w:pPr>
-        <w:ind w:left="720"/>
-        <w:rPr>
-          <w:rFonts w:ascii="Nunito" w:hAnsi="Nunito"/>
-          <w:sz w:val="28"/>
-          <w:szCs w:val="28"/>
-        </w:rPr>
-      </w:pPr>
-      <w:r>
-        <w:rPr>
-          <w:rFonts w:ascii="Nunito" w:hAnsi="Nunito"/>
-          <w:sz w:val="28"/>
-          <w:szCs w:val="28"/>
-        </w:rPr>
-        <w:t xml:space="preserve">        while (counter &lt; 10) {</w:t>
-      </w:r>
-    </w:p>
-    <w:p>
-      <w:pPr>
-        <w:ind w:left="720"/>
-        <w:rPr>
-          <w:rFonts w:ascii="Nunito" w:hAnsi="Nunito"/>
-          <w:sz w:val="28"/>
-          <w:szCs w:val="28"/>
-        </w:rPr>
-      </w:pPr>
-    </w:p>
-    <w:p>
-      <w:pPr>
-        <w:ind w:left="720"/>
-        <w:rPr>
-          <w:rFonts w:ascii="Nunito" w:hAnsi="Nunito"/>
-          <w:sz w:val="28"/>
-          <w:szCs w:val="28"/>
-        </w:rPr>
-      </w:pPr>
-      <w:r>
-        <w:rPr>
-          <w:rFonts w:ascii="Nunito" w:hAnsi="Nunito"/>
-          <w:sz w:val="28"/>
-          <w:szCs w:val="28"/>
-        </w:rPr>
-        <w:t xml:space="preserve">            </w:t>
-      </w:r>
-      <w:proofErr w:type="spellStart"/>
-      <w:r>
-        <w:rPr>
-          <w:rFonts w:ascii="Nunito" w:hAnsi="Nunito"/>
-          <w:sz w:val="28"/>
-          <w:szCs w:val="28"/>
-        </w:rPr>
-        <w:t>System.out.println</w:t>
-      </w:r>
-      <w:proofErr w:type="spellEnd"/>
-      <w:r>
-        <w:rPr>
-          <w:rFonts w:ascii="Nunito" w:hAnsi="Nunito"/>
-          <w:sz w:val="28"/>
-          <w:szCs w:val="28"/>
-        </w:rPr>
-        <w:t>("Enter number " + (counter + 1) + ": ");</w:t>
-      </w:r>
-    </w:p>
-    <w:p>
-      <w:pPr>
-        <w:ind w:left="720"/>
-        <w:rPr>
-          <w:rFonts w:ascii="Nunito" w:hAnsi="Nunito"/>
-          <w:sz w:val="28"/>
-          <w:szCs w:val="28"/>
-        </w:rPr>
-      </w:pPr>
-      <w:r>
-        <w:rPr>
-          <w:rFonts w:ascii="Nunito" w:hAnsi="Nunito"/>
-          <w:sz w:val="28"/>
-          <w:szCs w:val="28"/>
-        </w:rPr>
-        <w:t xml:space="preserve">            number = </w:t>
-      </w:r>
-      <w:proofErr w:type="spellStart"/>
-      <w:r>
-        <w:rPr>
-          <w:rFonts w:ascii="Nunito" w:hAnsi="Nunito"/>
-          <w:sz w:val="28"/>
-          <w:szCs w:val="28"/>
-        </w:rPr>
-        <w:t>input.nextInt</w:t>
-      </w:r>
-      <w:proofErr w:type="spellEnd"/>
-      <w:r>
-        <w:rPr>
-          <w:rFonts w:ascii="Nunito" w:hAnsi="Nunito"/>
-          <w:sz w:val="28"/>
-          <w:szCs w:val="28"/>
-        </w:rPr>
-        <w:t>();</w:t>
-      </w:r>
-    </w:p>
-    <w:p>
-      <w:pPr>
-        <w:ind w:left="720"/>
-        <w:rPr>
-          <w:rFonts w:ascii="Nunito" w:hAnsi="Nunito"/>
-          <w:sz w:val="28"/>
-          <w:szCs w:val="28"/>
-        </w:rPr>
-      </w:pPr>
-    </w:p>
-    <w:p>
-      <w:pPr>
-        <w:ind w:left="720"/>
-        <w:rPr>
-          <w:rFonts w:ascii="Nunito" w:hAnsi="Nunito"/>
-          <w:sz w:val="28"/>
-          <w:szCs w:val="28"/>
-        </w:rPr>
-      </w:pPr>
-      <w:r>
-        <w:rPr>
-          <w:rFonts w:ascii="Nunito" w:hAnsi="Nunito"/>
-          <w:sz w:val="28"/>
-          <w:szCs w:val="28"/>
-        </w:rPr>
-        <w:t xml:space="preserve">            if (number &gt; largest) {</w:t>
-      </w:r>
-    </w:p>
-    <w:p>
-      <w:pPr>
-        <w:ind w:left="720"/>
-        <w:rPr>
-          <w:rFonts w:ascii="Nunito" w:hAnsi="Nunito"/>
-          <w:sz w:val="28"/>
-          <w:szCs w:val="28"/>
-        </w:rPr>
-      </w:pPr>
-      <w:r>
-        <w:rPr>
-          <w:rFonts w:ascii="Nunito" w:hAnsi="Nunito"/>
-          <w:sz w:val="28"/>
-          <w:szCs w:val="28"/>
-        </w:rPr>
-        <w:t xml:space="preserve">                largest = number;</w:t>
-      </w:r>
-    </w:p>
-    <w:p>
-      <w:pPr>
-        <w:ind w:left="720"/>
-        <w:rPr>
-          <w:rFonts w:ascii="Nunito" w:hAnsi="Nunito"/>
-          <w:sz w:val="28"/>
-          <w:szCs w:val="28"/>
-        </w:rPr>
-      </w:pPr>
-      <w:r>
-        <w:rPr>
-          <w:rFonts w:ascii="Nunito" w:hAnsi="Nunito"/>
-          <w:sz w:val="28"/>
-          <w:szCs w:val="28"/>
-        </w:rPr>
-        <w:t xml:space="preserve">            }</w:t>
-      </w:r>
-    </w:p>
-    <w:p>
-      <w:pPr>
-        <w:ind w:left="720"/>
-        <w:rPr>
-          <w:rFonts w:ascii="Nunito" w:hAnsi="Nunito"/>
-          <w:sz w:val="28"/>
-          <w:szCs w:val="28"/>
-        </w:rPr>
-      </w:pPr>
-    </w:p>
-    <w:p>
-      <w:pPr>
-        <w:ind w:left="720"/>
-        <w:rPr>
-          <w:rFonts w:ascii="Nunito" w:hAnsi="Nunito"/>
-          <w:sz w:val="28"/>
-          <w:szCs w:val="28"/>
-        </w:rPr>
-      </w:pPr>
-      <w:r>
-        <w:rPr>
-          <w:rFonts w:ascii="Nunito" w:hAnsi="Nunito"/>
-          <w:sz w:val="28"/>
-          <w:szCs w:val="28"/>
-        </w:rPr>
-        <w:t xml:space="preserve">            counter++;</w:t>
-      </w:r>
-    </w:p>
-    <w:p>
-      <w:pPr>
-        <w:ind w:left="720"/>
-        <w:rPr>
-          <w:rFonts w:ascii="Nunito" w:hAnsi="Nunito"/>
-          <w:sz w:val="28"/>
-          <w:szCs w:val="28"/>
-        </w:rPr>
-      </w:pPr>
-      <w:r>
-        <w:rPr>
-          <w:rFonts w:ascii="Nunito" w:hAnsi="Nunito"/>
-          <w:sz w:val="28"/>
-          <w:szCs w:val="28"/>
-        </w:rPr>
-        <w:lastRenderedPageBreak/>
-        <w:t xml:space="preserve">        }</w:t>
-      </w:r>
-    </w:p>
-    <w:p>
-      <w:pPr>
-        <w:ind w:left="720"/>
-        <w:rPr>
-          <w:rFonts w:ascii="Nunito" w:hAnsi="Nunito"/>
-          <w:sz w:val="28"/>
-          <w:szCs w:val="28"/>
-        </w:rPr>
-      </w:pPr>
-    </w:p>
-    <w:p>
-      <w:pPr>
-        <w:ind w:left="720"/>
-        <w:rPr>
-          <w:rFonts w:ascii="Nunito" w:hAnsi="Nunito"/>
-          <w:sz w:val="28"/>
-          <w:szCs w:val="28"/>
-        </w:rPr>
-      </w:pPr>
-      <w:r>
-        <w:rPr>
-          <w:rFonts w:ascii="Nunito" w:hAnsi="Nunito"/>
-          <w:sz w:val="28"/>
-          <w:szCs w:val="28"/>
-        </w:rPr>
-        <w:t xml:space="preserve">        </w:t>
-      </w:r>
-      <w:proofErr w:type="spellStart"/>
-      <w:r>
-        <w:rPr>
-          <w:rFonts w:ascii="Nunito" w:hAnsi="Nunito"/>
-          <w:sz w:val="28"/>
-          <w:szCs w:val="28"/>
-        </w:rPr>
-        <w:t>System.out.println</w:t>
-      </w:r>
-      <w:proofErr w:type="spellEnd"/>
-      <w:r>
-        <w:rPr>
-          <w:rFonts w:ascii="Nunito" w:hAnsi="Nunito"/>
-          <w:sz w:val="28"/>
-          <w:szCs w:val="28"/>
-        </w:rPr>
-        <w:t>("Largest number is: " + largest);</w:t>
-      </w:r>
-    </w:p>
-    <w:p>
-      <w:pPr>
-        <w:ind w:left="720"/>
-        <w:rPr>
-          <w:rFonts w:ascii="Nunito" w:hAnsi="Nunito"/>
-          <w:sz w:val="28"/>
-          <w:szCs w:val="28"/>
-        </w:rPr>
-      </w:pPr>
-      <w:r>
-        <w:rPr>
-          <w:rFonts w:ascii="Nunito" w:hAnsi="Nunito"/>
-          <w:sz w:val="28"/>
-          <w:szCs w:val="28"/>
-        </w:rPr>
-        <w:t xml:space="preserve">    }</w:t>
-      </w:r>
-    </w:p>
-    <w:p>
-      <w:pPr>
-        <w:ind w:left="720"/>
-        <w:rPr>
-          <w:rFonts w:ascii="Nunito" w:hAnsi="Nunito"/>
-          <w:sz w:val="28"/>
-          <w:szCs w:val="28"/>
-        </w:rPr>
-      </w:pPr>
-      <w:r>
-        <w:rPr>
-          <w:rFonts w:ascii="Nunito" w:hAnsi="Nunito"/>
-          <w:sz w:val="28"/>
-          <w:szCs w:val="28"/>
-        </w:rPr>
-        <w:t>}</w:t>
-      </w:r>
-    </w:p>
-    <w:p>
-      <w:pPr>
-        <w:ind w:left="720"/>
-        <w:rPr>
-          <w:rFonts w:ascii="Nunito" w:hAnsi="Nunito"/>
-          <w:sz w:val="28"/>
-          <w:szCs w:val="28"/>
-        </w:rPr>
-      </w:pPr>
-    </w:p>
-    <w:p>
-      <w:pPr>
-        <w:ind w:left="720"/>
-        <w:rPr>
-          <w:rFonts w:ascii="Nunito" w:hAnsi="Nunito"/>
-          <w:sz w:val="28"/>
-          <w:szCs w:val="28"/>
-        </w:rPr>
-      </w:pPr>
-    </w:p>
-    <w:p>
-      <w:pPr>
-        <w:rPr>
-          <w:rFonts w:ascii="Nunito" w:hAnsi="Nunito"/>
-          <w:sz w:val="28"/>
-          <w:szCs w:val="28"/>
-        </w:rPr>
-      </w:pPr>
-      <w:r>
-        <w:rPr>
-          <w:rFonts w:ascii="Nunito" w:hAnsi="Nunito"/>
-          <w:sz w:val="28"/>
-          <w:szCs w:val="28"/>
-        </w:rPr>
-        <w:t>3.22 (Tabular Output) Write a Java application that uses looping to print the following table of values:</w:t>
-      </w:r>
-    </w:p>
-    <w:p>
-      <w:pPr>
-        <w:rPr>
-          <w:rFonts w:ascii="Nunito" w:hAnsi="Nunito"/>
-          <w:sz w:val="28"/>
-          <w:szCs w:val="28"/>
-        </w:rPr>
-      </w:pPr>
-      <w:r>
-        <w:rPr>
-          <w:noProof/>
-        </w:rPr>
         <w:drawing>
           <wp:inline distT="0" distB="0" distL="0" distR="0" wp14:anchorId="0B951F5B" wp14:editId="72D5F1B1">
             <wp:extent cx="6334830" cy="1503948"/>
@@ -3358,6 +2745,85 @@
           <w:szCs w:val="28"/>
         </w:rPr>
       </w:pPr>
+    </w:p>
+    <w:p>
+      <w:pPr>
+        <w:rPr>
+          <w:rFonts w:ascii="Nunito" w:hAnsi="Nunito"/>
+          <w:sz w:val="28"/>
+          <w:szCs w:val="28"/>
+        </w:rPr>
+      </w:pPr>
+      <w:r>
+        <w:rPr>
+          <w:rFonts w:ascii="Nunito" w:hAnsi="Nunito"/>
+          <w:sz w:val="28"/>
+          <w:szCs w:val="28"/>
+        </w:rPr>
+        <w:t xml:space="preserve">3.23 (Find the Two Largest Numbers) Using an approach similar to that for Exercise 3.21, find the two largest values of the 10 values entered. [Note: You may input each number only once.] </w:t>
+      </w:r>
+    </w:p>
+    <w:p>
+      <w:pPr>
+        <w:rPr>
+          <w:rFonts w:ascii="Nunito" w:hAnsi="Nunito"/>
+          <w:sz w:val="28"/>
+          <w:szCs w:val="28"/>
+        </w:rPr>
+      </w:pPr>
+    </w:p>
+    <w:p>
+      <w:pPr>
+        <w:rPr>
+          <w:rFonts w:ascii="Nunito" w:hAnsi="Nunito"/>
+          <w:sz w:val="28"/>
+          <w:szCs w:val="28"/>
+        </w:rPr>
+      </w:pPr>
+      <w:r>
+        <w:rPr>
+          <w:rFonts w:ascii="Nunito" w:hAnsi="Nunito"/>
+          <w:sz w:val="28"/>
+          <w:szCs w:val="28"/>
+        </w:rPr>
+        <w:t xml:space="preserve">import </w:t>
+      </w:r>
+      <w:proofErr w:type="spellStart"/>
+      <w:r>
+        <w:rPr>
+          <w:rFonts w:ascii="Nunito" w:hAnsi="Nunito"/>
+          <w:sz w:val="28"/>
+          <w:szCs w:val="28"/>
+        </w:rPr>
+        <w:t>java.util.Scanner</w:t>
+      </w:r>
+      <w:proofErr w:type="spellEnd"/>
+      <w:r>
+        <w:rPr>
+          <w:rFonts w:ascii="Nunito" w:hAnsi="Nunito"/>
+          <w:sz w:val="28"/>
+          <w:szCs w:val="28"/>
+        </w:rPr>
+        <w:t>;</w:t>
+      </w:r>
+    </w:p>
+    <w:p>
+      <w:pPr>
+        <w:rPr>
+          <w:rFonts w:ascii="Nunito" w:hAnsi="Nunito"/>
+          <w:sz w:val="28"/>
+          <w:szCs w:val="28"/>
+        </w:rPr>
+      </w:pPr>
+    </w:p>
+    <w:p>
+      <w:pPr>
+        <w:rPr>
+          <w:rFonts w:ascii="Nunito" w:hAnsi="Nunito"/>
+          <w:sz w:val="28"/>
+          <w:szCs w:val="28"/>
+        </w:rPr>
+      </w:pPr>
       <w:r>
         <w:rPr>
           <w:rFonts w:ascii="Nunito" w:hAnsi="Nunito"/>
@@ -3373,7 +2839,7 @@
           <w:sz w:val="28"/>
           <w:szCs w:val="28"/>
         </w:rPr>
-        <w:t>TabularOutput</w:t>
+        <w:t>TwoLargestNumbers</w:t>
       </w:r>
       <w:proofErr w:type="spellEnd"/>
       <w:r>
@@ -3443,6 +2909,515 @@
           <w:sz w:val="28"/>
           <w:szCs w:val="28"/>
         </w:rPr>
+        <w:t xml:space="preserve">        Scanner input = new Scanner(System.in);</w:t>
+      </w:r>
+    </w:p>
+    <w:p>
+      <w:pPr>
+        <w:rPr>
+          <w:rFonts w:ascii="Nunito" w:hAnsi="Nunito"/>
+          <w:sz w:val="28"/>
+          <w:szCs w:val="28"/>
+        </w:rPr>
+      </w:pPr>
+    </w:p>
+    <w:p>
+      <w:pPr>
+        <w:rPr>
+          <w:rFonts w:ascii="Nunito" w:hAnsi="Nunito"/>
+          <w:sz w:val="28"/>
+          <w:szCs w:val="28"/>
+        </w:rPr>
+      </w:pPr>
+      <w:r>
+        <w:rPr>
+          <w:rFonts w:ascii="Nunito" w:hAnsi="Nunito"/>
+          <w:sz w:val="28"/>
+          <w:szCs w:val="28"/>
+        </w:rPr>
+        <w:t xml:space="preserve">        int largest = </w:t>
+      </w:r>
+      <w:proofErr w:type="spellStart"/>
+      <w:r>
+        <w:rPr>
+          <w:rFonts w:ascii="Nunito" w:hAnsi="Nunito"/>
+          <w:sz w:val="28"/>
+          <w:szCs w:val="28"/>
+        </w:rPr>
+        <w:t>Integer.MIN_VALUE</w:t>
+      </w:r>
+      <w:proofErr w:type="spellEnd"/>
+      <w:r>
+        <w:rPr>
+          <w:rFonts w:ascii="Nunito" w:hAnsi="Nunito"/>
+          <w:sz w:val="28"/>
+          <w:szCs w:val="28"/>
+        </w:rPr>
+        <w:t>;</w:t>
+      </w:r>
+    </w:p>
+    <w:p>
+      <w:pPr>
+        <w:rPr>
+          <w:rFonts w:ascii="Nunito" w:hAnsi="Nunito"/>
+          <w:sz w:val="28"/>
+          <w:szCs w:val="28"/>
+        </w:rPr>
+      </w:pPr>
+      <w:r>
+        <w:rPr>
+          <w:rFonts w:ascii="Nunito" w:hAnsi="Nunito"/>
+          <w:sz w:val="28"/>
+          <w:szCs w:val="28"/>
+        </w:rPr>
+        <w:t xml:space="preserve">        int </w:t>
+      </w:r>
+      <w:proofErr w:type="spellStart"/>
+      <w:r>
+        <w:rPr>
+          <w:rFonts w:ascii="Nunito" w:hAnsi="Nunito"/>
+          <w:sz w:val="28"/>
+          <w:szCs w:val="28"/>
+        </w:rPr>
+        <w:t>secondLargest</w:t>
+      </w:r>
+      <w:proofErr w:type="spellEnd"/>
+      <w:r>
+        <w:rPr>
+          <w:rFonts w:ascii="Nunito" w:hAnsi="Nunito"/>
+          <w:sz w:val="28"/>
+          <w:szCs w:val="28"/>
+        </w:rPr>
+        <w:t xml:space="preserve"> = </w:t>
+      </w:r>
+      <w:proofErr w:type="spellStart"/>
+      <w:r>
+        <w:rPr>
+          <w:rFonts w:ascii="Nunito" w:hAnsi="Nunito"/>
+          <w:sz w:val="28"/>
+          <w:szCs w:val="28"/>
+        </w:rPr>
+        <w:t>Integer.MIN_VALUE</w:t>
+      </w:r>
+      <w:proofErr w:type="spellEnd"/>
+      <w:r>
+        <w:rPr>
+          <w:rFonts w:ascii="Nunito" w:hAnsi="Nunito"/>
+          <w:sz w:val="28"/>
+          <w:szCs w:val="28"/>
+        </w:rPr>
+        <w:t>;</w:t>
+      </w:r>
+    </w:p>
+    <w:p>
+      <w:pPr>
+        <w:rPr>
+          <w:rFonts w:ascii="Nunito" w:hAnsi="Nunito"/>
+          <w:sz w:val="28"/>
+          <w:szCs w:val="28"/>
+        </w:rPr>
+      </w:pPr>
+    </w:p>
+    <w:p>
+      <w:pPr>
+        <w:rPr>
+          <w:rFonts w:ascii="Nunito" w:hAnsi="Nunito"/>
+          <w:sz w:val="28"/>
+          <w:szCs w:val="28"/>
+        </w:rPr>
+      </w:pPr>
+      <w:r>
+        <w:rPr>
+          <w:rFonts w:ascii="Nunito" w:hAnsi="Nunito"/>
+          <w:sz w:val="28"/>
+          <w:szCs w:val="28"/>
+        </w:rPr>
+        <w:t xml:space="preserve">        for (int </w:t>
+      </w:r>
+      <w:proofErr w:type="spellStart"/>
+      <w:r>
+        <w:rPr>
+          <w:rFonts w:ascii="Nunito" w:hAnsi="Nunito"/>
+          <w:sz w:val="28"/>
+          <w:szCs w:val="28"/>
+        </w:rPr>
+        <w:t>i</w:t>
+      </w:r>
+      <w:proofErr w:type="spellEnd"/>
+      <w:r>
+        <w:rPr>
+          <w:rFonts w:ascii="Nunito" w:hAnsi="Nunito"/>
+          <w:sz w:val="28"/>
+          <w:szCs w:val="28"/>
+        </w:rPr>
+        <w:t xml:space="preserve"> = 1; </w:t>
+      </w:r>
+      <w:proofErr w:type="spellStart"/>
+      <w:r>
+        <w:rPr>
+          <w:rFonts w:ascii="Nunito" w:hAnsi="Nunito"/>
+          <w:sz w:val="28"/>
+          <w:szCs w:val="28"/>
+        </w:rPr>
+        <w:t>i</w:t>
+      </w:r>
+      <w:proofErr w:type="spellEnd"/>
+      <w:r>
+        <w:rPr>
+          <w:rFonts w:ascii="Nunito" w:hAnsi="Nunito"/>
+          <w:sz w:val="28"/>
+          <w:szCs w:val="28"/>
+        </w:rPr>
+        <w:t xml:space="preserve"> &lt;= 10; </w:t>
+      </w:r>
+      <w:proofErr w:type="spellStart"/>
+      <w:r>
+        <w:rPr>
+          <w:rFonts w:ascii="Nunito" w:hAnsi="Nunito"/>
+          <w:sz w:val="28"/>
+          <w:szCs w:val="28"/>
+        </w:rPr>
+        <w:t>i</w:t>
+      </w:r>
+      <w:proofErr w:type="spellEnd"/>
+      <w:r>
+        <w:rPr>
+          <w:rFonts w:ascii="Nunito" w:hAnsi="Nunito"/>
+          <w:sz w:val="28"/>
+          <w:szCs w:val="28"/>
+        </w:rPr>
+        <w:t>++) {</w:t>
+      </w:r>
+    </w:p>
+    <w:p>
+      <w:pPr>
+        <w:rPr>
+          <w:rFonts w:ascii="Nunito" w:hAnsi="Nunito"/>
+          <w:sz w:val="28"/>
+          <w:szCs w:val="28"/>
+        </w:rPr>
+      </w:pPr>
+    </w:p>
+    <w:p>
+      <w:pPr>
+        <w:rPr>
+          <w:rFonts w:ascii="Nunito" w:hAnsi="Nunito"/>
+          <w:sz w:val="28"/>
+          <w:szCs w:val="28"/>
+        </w:rPr>
+      </w:pPr>
+      <w:r>
+        <w:rPr>
+          <w:rFonts w:ascii="Nunito" w:hAnsi="Nunito"/>
+          <w:sz w:val="28"/>
+          <w:szCs w:val="28"/>
+        </w:rPr>
+        <w:t xml:space="preserve">            </w:t>
+      </w:r>
+      <w:proofErr w:type="spellStart"/>
+      <w:r>
+        <w:rPr>
+          <w:rFonts w:ascii="Nunito" w:hAnsi="Nunito"/>
+          <w:sz w:val="28"/>
+          <w:szCs w:val="28"/>
+        </w:rPr>
+        <w:t>System.out.print</w:t>
+      </w:r>
+      <w:proofErr w:type="spellEnd"/>
+      <w:r>
+        <w:rPr>
+          <w:rFonts w:ascii="Nunito" w:hAnsi="Nunito"/>
+          <w:sz w:val="28"/>
+          <w:szCs w:val="28"/>
+        </w:rPr>
+        <w:t xml:space="preserve">("Enter number " + </w:t>
+      </w:r>
+      <w:proofErr w:type="spellStart"/>
+      <w:r>
+        <w:rPr>
+          <w:rFonts w:ascii="Nunito" w:hAnsi="Nunito"/>
+          <w:sz w:val="28"/>
+          <w:szCs w:val="28"/>
+        </w:rPr>
+        <w:t>i</w:t>
+      </w:r>
+      <w:proofErr w:type="spellEnd"/>
+      <w:r>
+        <w:rPr>
+          <w:rFonts w:ascii="Nunito" w:hAnsi="Nunito"/>
+          <w:sz w:val="28"/>
+          <w:szCs w:val="28"/>
+        </w:rPr>
+        <w:t xml:space="preserve"> + ": ");</w:t>
+      </w:r>
+    </w:p>
+    <w:p>
+      <w:pPr>
+        <w:rPr>
+          <w:rFonts w:ascii="Nunito" w:hAnsi="Nunito"/>
+          <w:sz w:val="28"/>
+          <w:szCs w:val="28"/>
+        </w:rPr>
+      </w:pPr>
+      <w:r>
+        <w:rPr>
+          <w:rFonts w:ascii="Nunito" w:hAnsi="Nunito"/>
+          <w:sz w:val="28"/>
+          <w:szCs w:val="28"/>
+        </w:rPr>
+        <w:lastRenderedPageBreak/>
+        <w:t xml:space="preserve">            int number = </w:t>
+      </w:r>
+      <w:proofErr w:type="spellStart"/>
+      <w:r>
+        <w:rPr>
+          <w:rFonts w:ascii="Nunito" w:hAnsi="Nunito"/>
+          <w:sz w:val="28"/>
+          <w:szCs w:val="28"/>
+        </w:rPr>
+        <w:t>input.nextInt</w:t>
+      </w:r>
+      <w:proofErr w:type="spellEnd"/>
+      <w:r>
+        <w:rPr>
+          <w:rFonts w:ascii="Nunito" w:hAnsi="Nunito"/>
+          <w:sz w:val="28"/>
+          <w:szCs w:val="28"/>
+        </w:rPr>
+        <w:t>();</w:t>
+      </w:r>
+    </w:p>
+    <w:p>
+      <w:pPr>
+        <w:rPr>
+          <w:rFonts w:ascii="Nunito" w:hAnsi="Nunito"/>
+          <w:sz w:val="28"/>
+          <w:szCs w:val="28"/>
+        </w:rPr>
+      </w:pPr>
+    </w:p>
+    <w:p>
+      <w:pPr>
+        <w:rPr>
+          <w:rFonts w:ascii="Nunito" w:hAnsi="Nunito"/>
+          <w:sz w:val="28"/>
+          <w:szCs w:val="28"/>
+        </w:rPr>
+      </w:pPr>
+      <w:r>
+        <w:rPr>
+          <w:rFonts w:ascii="Nunito" w:hAnsi="Nunito"/>
+          <w:sz w:val="28"/>
+          <w:szCs w:val="28"/>
+        </w:rPr>
+        <w:t xml:space="preserve">            if (number &gt; largest) {</w:t>
+      </w:r>
+    </w:p>
+    <w:p>
+      <w:pPr>
+        <w:rPr>
+          <w:rFonts w:ascii="Nunito" w:hAnsi="Nunito"/>
+          <w:sz w:val="28"/>
+          <w:szCs w:val="28"/>
+        </w:rPr>
+      </w:pPr>
+      <w:r>
+        <w:rPr>
+          <w:rFonts w:ascii="Nunito" w:hAnsi="Nunito"/>
+          <w:sz w:val="28"/>
+          <w:szCs w:val="28"/>
+        </w:rPr>
+        <w:t xml:space="preserve">                </w:t>
+      </w:r>
+      <w:proofErr w:type="spellStart"/>
+      <w:r>
+        <w:rPr>
+          <w:rFonts w:ascii="Nunito" w:hAnsi="Nunito"/>
+          <w:sz w:val="28"/>
+          <w:szCs w:val="28"/>
+        </w:rPr>
+        <w:t>secondLargest</w:t>
+      </w:r>
+      <w:proofErr w:type="spellEnd"/>
+      <w:r>
+        <w:rPr>
+          <w:rFonts w:ascii="Nunito" w:hAnsi="Nunito"/>
+          <w:sz w:val="28"/>
+          <w:szCs w:val="28"/>
+        </w:rPr>
+        <w:t xml:space="preserve"> = largest;</w:t>
+      </w:r>
+    </w:p>
+    <w:p>
+      <w:pPr>
+        <w:rPr>
+          <w:rFonts w:ascii="Nunito" w:hAnsi="Nunito"/>
+          <w:sz w:val="28"/>
+          <w:szCs w:val="28"/>
+        </w:rPr>
+      </w:pPr>
+      <w:r>
+        <w:rPr>
+          <w:rFonts w:ascii="Nunito" w:hAnsi="Nunito"/>
+          <w:sz w:val="28"/>
+          <w:szCs w:val="28"/>
+        </w:rPr>
+        <w:t xml:space="preserve">                largest = number;</w:t>
+      </w:r>
+    </w:p>
+    <w:p>
+      <w:pPr>
+        <w:rPr>
+          <w:rFonts w:ascii="Nunito" w:hAnsi="Nunito"/>
+          <w:sz w:val="28"/>
+          <w:szCs w:val="28"/>
+        </w:rPr>
+      </w:pPr>
+      <w:r>
+        <w:rPr>
+          <w:rFonts w:ascii="Nunito" w:hAnsi="Nunito"/>
+          <w:sz w:val="28"/>
+          <w:szCs w:val="28"/>
+        </w:rPr>
+        <w:t xml:space="preserve">            }</w:t>
+      </w:r>
+    </w:p>
+    <w:p>
+      <w:pPr>
+        <w:rPr>
+          <w:rFonts w:ascii="Nunito" w:hAnsi="Nunito"/>
+          <w:sz w:val="28"/>
+          <w:szCs w:val="28"/>
+        </w:rPr>
+      </w:pPr>
+    </w:p>
+    <w:p>
+      <w:pPr>
+        <w:rPr>
+          <w:rFonts w:ascii="Nunito" w:hAnsi="Nunito"/>
+          <w:sz w:val="28"/>
+          <w:szCs w:val="28"/>
+        </w:rPr>
+      </w:pPr>
+      <w:r>
+        <w:rPr>
+          <w:rFonts w:ascii="Nunito" w:hAnsi="Nunito"/>
+          <w:sz w:val="28"/>
+          <w:szCs w:val="28"/>
+        </w:rPr>
+        <w:t xml:space="preserve">            else if (number &gt; </w:t>
+      </w:r>
+      <w:proofErr w:type="spellStart"/>
+      <w:r>
+        <w:rPr>
+          <w:rFonts w:ascii="Nunito" w:hAnsi="Nunito"/>
+          <w:sz w:val="28"/>
+          <w:szCs w:val="28"/>
+        </w:rPr>
+        <w:t>secondLargest</w:t>
+      </w:r>
+      <w:proofErr w:type="spellEnd"/>
+      <w:r>
+        <w:rPr>
+          <w:rFonts w:ascii="Nunito" w:hAnsi="Nunito"/>
+          <w:sz w:val="28"/>
+          <w:szCs w:val="28"/>
+        </w:rPr>
+        <w:t>) {</w:t>
+      </w:r>
+    </w:p>
+    <w:p>
+      <w:pPr>
+        <w:rPr>
+          <w:rFonts w:ascii="Nunito" w:hAnsi="Nunito"/>
+          <w:sz w:val="28"/>
+          <w:szCs w:val="28"/>
+        </w:rPr>
+      </w:pPr>
+      <w:r>
+        <w:rPr>
+          <w:rFonts w:ascii="Nunito" w:hAnsi="Nunito"/>
+          <w:sz w:val="28"/>
+          <w:szCs w:val="28"/>
+        </w:rPr>
+        <w:t xml:space="preserve">                </w:t>
+      </w:r>
+      <w:proofErr w:type="spellStart"/>
+      <w:r>
+        <w:rPr>
+          <w:rFonts w:ascii="Nunito" w:hAnsi="Nunito"/>
+          <w:sz w:val="28"/>
+          <w:szCs w:val="28"/>
+        </w:rPr>
+        <w:t>secondLargest</w:t>
+      </w:r>
+      <w:proofErr w:type="spellEnd"/>
+      <w:r>
+        <w:rPr>
+          <w:rFonts w:ascii="Nunito" w:hAnsi="Nunito"/>
+          <w:sz w:val="28"/>
+          <w:szCs w:val="28"/>
+        </w:rPr>
+        <w:t xml:space="preserve"> = number;</w:t>
+      </w:r>
+    </w:p>
+    <w:p>
+      <w:pPr>
+        <w:rPr>
+          <w:rFonts w:ascii="Nunito" w:hAnsi="Nunito"/>
+          <w:sz w:val="28"/>
+          <w:szCs w:val="28"/>
+        </w:rPr>
+      </w:pPr>
+      <w:r>
+        <w:rPr>
+          <w:rFonts w:ascii="Nunito" w:hAnsi="Nunito"/>
+          <w:sz w:val="28"/>
+          <w:szCs w:val="28"/>
+        </w:rPr>
+        <w:t xml:space="preserve">            }</w:t>
+      </w:r>
+    </w:p>
+    <w:p>
+      <w:pPr>
+        <w:rPr>
+          <w:rFonts w:ascii="Nunito" w:hAnsi="Nunito"/>
+          <w:sz w:val="28"/>
+          <w:szCs w:val="28"/>
+        </w:rPr>
+      </w:pPr>
+      <w:r>
+        <w:rPr>
+          <w:rFonts w:ascii="Nunito" w:hAnsi="Nunito"/>
+          <w:sz w:val="28"/>
+          <w:szCs w:val="28"/>
+        </w:rPr>
+        <w:t xml:space="preserve">        }</w:t>
+      </w:r>
+    </w:p>
+    <w:p>
+      <w:pPr>
+        <w:rPr>
+          <w:rFonts w:ascii="Nunito" w:hAnsi="Nunito"/>
+          <w:sz w:val="28"/>
+          <w:szCs w:val="28"/>
+        </w:rPr>
+      </w:pPr>
+    </w:p>
+    <w:p>
+      <w:pPr>
+        <w:rPr>
+          <w:rFonts w:ascii="Nunito" w:hAnsi="Nunito"/>
+          <w:sz w:val="28"/>
+          <w:szCs w:val="28"/>
+        </w:rPr>
+      </w:pPr>
+      <w:r>
+        <w:rPr>
+          <w:rFonts w:ascii="Nunito" w:hAnsi="Nunito"/>
+          <w:sz w:val="28"/>
+          <w:szCs w:val="28"/>
+        </w:rPr>
         <w:t xml:space="preserve">        </w:t>
       </w:r>
       <w:proofErr w:type="spellStart"/>
@@ -3461,51 +3436,24 @@
           <w:sz w:val="28"/>
           <w:szCs w:val="28"/>
         </w:rPr>
-        <w:t>("N\t10*N\t100*N\t1000*N");</w:t>
-      </w:r>
-    </w:p>
-    <w:p>
-      <w:pPr>
-        <w:rPr>
-          <w:rFonts w:ascii="Nunito" w:hAnsi="Nunito"/>
-          <w:sz w:val="28"/>
-          <w:szCs w:val="28"/>
-        </w:rPr>
-      </w:pPr>
-    </w:p>
-    <w:p>
-      <w:pPr>
-        <w:rPr>
-          <w:rFonts w:ascii="Nunito" w:hAnsi="Nunito"/>
-          <w:sz w:val="28"/>
-          <w:szCs w:val="28"/>
-        </w:rPr>
-      </w:pPr>
-      <w:r>
-        <w:rPr>
-          <w:rFonts w:ascii="Nunito" w:hAnsi="Nunito"/>
-          <w:sz w:val="28"/>
-          <w:szCs w:val="28"/>
-        </w:rPr>
-        <w:t xml:space="preserve">        for (int n = 1; n &lt;= 5; n++) {</w:t>
-      </w:r>
-    </w:p>
-    <w:p>
-      <w:pPr>
-        <w:ind w:left="720"/>
-        <w:rPr>
-          <w:rFonts w:ascii="Nunito" w:hAnsi="Nunito"/>
-          <w:sz w:val="28"/>
-          <w:szCs w:val="28"/>
-        </w:rPr>
-      </w:pPr>
-      <w:r>
-        <w:rPr>
-          <w:rFonts w:ascii="Nunito" w:hAnsi="Nunito"/>
-          <w:sz w:val="28"/>
-          <w:szCs w:val="28"/>
-        </w:rPr>
-        <w:t xml:space="preserve">       </w:t>
+        <w:t>("Largest number: " + largest);</w:t>
+      </w:r>
+    </w:p>
+    <w:p>
+      <w:pPr>
+        <w:rPr>
+          <w:rFonts w:ascii="Nunito" w:hAnsi="Nunito"/>
+          <w:sz w:val="28"/>
+          <w:szCs w:val="28"/>
+        </w:rPr>
+      </w:pPr>
+      <w:r>
+        <w:rPr>
+          <w:rFonts w:ascii="Nunito" w:hAnsi="Nunito"/>
+          <w:sz w:val="28"/>
+          <w:szCs w:val="28"/>
+        </w:rPr>
+        <w:t xml:space="preserve">        </w:t>
       </w:r>
       <w:proofErr w:type="spellStart"/>
       <w:r>
@@ -3523,144 +3471,187 @@
           <w:sz w:val="28"/>
           <w:szCs w:val="28"/>
         </w:rPr>
-        <w:t xml:space="preserve">(n + "\t" + (n * 10) + "\t" + (n * 100) + "\t" + (n * </w:t>
-      </w:r>
-      <w:r>
-        <w:rPr>
-          <w:rFonts w:ascii="Nunito" w:hAnsi="Nunito"/>
-          <w:sz w:val="28"/>
-          <w:szCs w:val="28"/>
-        </w:rPr>
-        <w:t xml:space="preserve">               </w:t>
-      </w:r>
-      <w:r>
-        <w:rPr>
-          <w:rFonts w:ascii="Nunito" w:hAnsi="Nunito"/>
-          <w:sz w:val="28"/>
-          <w:szCs w:val="28"/>
-        </w:rPr>
-        <w:t>1</w:t>
-      </w:r>
-      <w:r>
-        <w:rPr>
-          <w:rFonts w:ascii="Nunito" w:hAnsi="Nunito"/>
-          <w:sz w:val="28"/>
-          <w:szCs w:val="28"/>
-        </w:rPr>
-        <w:t>0</w:t>
-      </w:r>
-      <w:r>
-        <w:rPr>
-          <w:rFonts w:ascii="Nunito" w:hAnsi="Nunito"/>
-          <w:sz w:val="28"/>
-          <w:szCs w:val="28"/>
-        </w:rPr>
-        <w:t>00));</w:t>
-      </w:r>
-    </w:p>
-    <w:p>
-      <w:pPr>
-        <w:rPr>
-          <w:rFonts w:ascii="Nunito" w:hAnsi="Nunito"/>
-          <w:sz w:val="28"/>
-          <w:szCs w:val="28"/>
-        </w:rPr>
-      </w:pPr>
-      <w:r>
-        <w:rPr>
-          <w:rFonts w:ascii="Nunito" w:hAnsi="Nunito"/>
-          <w:sz w:val="28"/>
-          <w:szCs w:val="28"/>
-        </w:rPr>
-        <w:t xml:space="preserve">        }</w:t>
-      </w:r>
-    </w:p>
-    <w:p>
-      <w:pPr>
-        <w:rPr>
-          <w:rFonts w:ascii="Nunito" w:hAnsi="Nunito"/>
-          <w:sz w:val="28"/>
-          <w:szCs w:val="28"/>
-        </w:rPr>
-      </w:pPr>
-      <w:r>
-        <w:rPr>
-          <w:rFonts w:ascii="Nunito" w:hAnsi="Nunito"/>
+        <w:t xml:space="preserve">("Second largest number: " + </w:t>
+      </w:r>
+      <w:proofErr w:type="spellStart"/>
+      <w:r>
+        <w:rPr>
+          <w:rFonts w:ascii="Nunito" w:hAnsi="Nunito"/>
+          <w:sz w:val="28"/>
+          <w:szCs w:val="28"/>
+        </w:rPr>
+        <w:t>secondLargest</w:t>
+      </w:r>
+      <w:proofErr w:type="spellEnd"/>
+      <w:r>
+        <w:rPr>
+          <w:rFonts w:ascii="Nunito" w:hAnsi="Nunito"/>
+          <w:sz w:val="28"/>
+          <w:szCs w:val="28"/>
+        </w:rPr>
+        <w:t>);</w:t>
+      </w:r>
+    </w:p>
+    <w:p>
+      <w:pPr>
+        <w:rPr>
+          <w:rFonts w:ascii="Nunito" w:hAnsi="Nunito"/>
+          <w:sz w:val="28"/>
+          <w:szCs w:val="28"/>
+        </w:rPr>
+      </w:pPr>
+    </w:p>
+    <w:p>
+      <w:pPr>
+        <w:rPr>
+          <w:rFonts w:ascii="Nunito" w:hAnsi="Nunito"/>
+          <w:sz w:val="28"/>
+          <w:szCs w:val="28"/>
+        </w:rPr>
+      </w:pPr>
+      <w:r>
+        <w:rPr>
+          <w:rFonts w:ascii="Nunito" w:hAnsi="Nunito"/>
+          <w:sz w:val="28"/>
+          <w:szCs w:val="28"/>
+        </w:rPr>
+        <w:t xml:space="preserve">        </w:t>
+      </w:r>
+      <w:proofErr w:type="spellStart"/>
+      <w:r>
+        <w:rPr>
+          <w:rFonts w:ascii="Nunito" w:hAnsi="Nunito"/>
+          <w:sz w:val="28"/>
+          <w:szCs w:val="28"/>
+        </w:rPr>
+        <w:t>input.close</w:t>
+      </w:r>
+      <w:proofErr w:type="spellEnd"/>
+      <w:r>
+        <w:rPr>
+          <w:rFonts w:ascii="Nunito" w:hAnsi="Nunito"/>
+          <w:sz w:val="28"/>
+          <w:szCs w:val="28"/>
+        </w:rPr>
+        <w:t>();</w:t>
+      </w:r>
+    </w:p>
+    <w:p>
+      <w:pPr>
+        <w:rPr>
+          <w:rFonts w:ascii="Nunito" w:hAnsi="Nunito"/>
+          <w:sz w:val="28"/>
+          <w:szCs w:val="28"/>
+        </w:rPr>
+      </w:pPr>
+      <w:r>
+        <w:rPr>
+          <w:rFonts w:ascii="Nunito" w:hAnsi="Nunito"/>
+          <w:sz w:val="28"/>
+          <w:szCs w:val="28"/>
+        </w:rPr>
+        <w:t xml:space="preserve">    }</w:t>
+      </w:r>
+    </w:p>
+    <w:p>
+      <w:pPr>
+        <w:rPr>
+          <w:rFonts w:ascii="Nunito" w:hAnsi="Nunito"/>
+          <w:sz w:val="28"/>
+          <w:szCs w:val="28"/>
+        </w:rPr>
+      </w:pPr>
+      <w:r>
+        <w:rPr>
+          <w:rFonts w:ascii="Nunito" w:hAnsi="Nunito"/>
+          <w:sz w:val="28"/>
+          <w:szCs w:val="28"/>
+        </w:rPr>
+        <w:t>}</w:t>
+      </w:r>
+    </w:p>
+    <w:p>
+      <w:pPr>
+        <w:rPr>
+          <w:rFonts w:ascii="Nunito" w:hAnsi="Nunito"/>
+          <w:sz w:val="28"/>
+          <w:szCs w:val="28"/>
+        </w:rPr>
+      </w:pPr>
+    </w:p>
+    <w:p>
+      <w:pPr>
+        <w:rPr>
+          <w:rFonts w:ascii="Nunito" w:hAnsi="Nunito"/>
+          <w:sz w:val="28"/>
+          <w:szCs w:val="28"/>
+        </w:rPr>
+      </w:pPr>
+      <w:r>
+        <w:rPr>
+          <w:rFonts w:ascii="Nunito" w:hAnsi="Nunito"/>
+          <w:sz w:val="28"/>
+          <w:szCs w:val="28"/>
+        </w:rPr>
+        <w:t>3.24 (Validating User Input) Modify the program in Fig. 3.10 to validate its inputs. For any input, if the value entered is other than 1 or 2, keep looping until the user enters a correct value.</w:t>
+      </w:r>
+    </w:p>
+    <w:p>
+      <w:pPr>
+        <w:rPr>
+          <w:rFonts w:ascii="Nunito" w:hAnsi="Nunito"/>
+          <w:sz w:val="28"/>
+          <w:szCs w:val="28"/>
+        </w:rPr>
+      </w:pPr>
+    </w:p>
+    <w:p>
+      <w:pPr>
+        <w:rPr>
+          <w:rFonts w:ascii="Nunito" w:hAnsi="Nunito"/>
+          <w:b/>
+          <w:bCs/>
+          <w:sz w:val="28"/>
+          <w:szCs w:val="28"/>
+        </w:rPr>
+      </w:pPr>
+      <w:r>
+        <w:rPr>
+          <w:rFonts w:ascii="Nunito" w:hAnsi="Nunito"/>
+          <w:b/>
+          <w:bCs/>
           <w:sz w:val="28"/>
           <w:szCs w:val="28"/>
         </w:rPr>
         <w:lastRenderedPageBreak/>
-        <w:t xml:space="preserve">    }</w:t>
-      </w:r>
-    </w:p>
-    <w:p>
-      <w:pPr>
-        <w:rPr>
-          <w:rFonts w:ascii="Nunito" w:hAnsi="Nunito"/>
-          <w:sz w:val="28"/>
-          <w:szCs w:val="28"/>
-        </w:rPr>
-      </w:pPr>
-      <w:r>
-        <w:rPr>
-          <w:rFonts w:ascii="Nunito" w:hAnsi="Nunito"/>
-          <w:sz w:val="28"/>
-          <w:szCs w:val="28"/>
-        </w:rPr>
-        <w:t>}</w:t>
-      </w:r>
-    </w:p>
-    <w:p>
-      <w:pPr>
-        <w:rPr>
-          <w:rFonts w:ascii="Nunito" w:hAnsi="Nunito"/>
-          <w:sz w:val="28"/>
-          <w:szCs w:val="28"/>
-        </w:rPr>
-      </w:pPr>
-    </w:p>
-    <w:p>
-      <w:pPr>
-        <w:rPr>
-          <w:rFonts w:ascii="Nunito" w:hAnsi="Nunito"/>
-          <w:sz w:val="28"/>
-          <w:szCs w:val="28"/>
-        </w:rPr>
-      </w:pPr>
-      <w:r>
-        <w:rPr>
-          <w:rFonts w:ascii="Nunito" w:hAnsi="Nunito"/>
-          <w:sz w:val="28"/>
-          <w:szCs w:val="28"/>
-        </w:rPr>
-        <w:t xml:space="preserve">3.23 (Find the Two Largest Numbers) Using an approach similar to that for Exercise 3.21, find the two largest values of the 10 values entered. [Note: You may input each number only once.] </w:t>
-      </w:r>
-    </w:p>
-    <w:p>
-      <w:pPr>
-        <w:rPr>
-          <w:rFonts w:ascii="Nunito" w:hAnsi="Nunito"/>
-          <w:sz w:val="28"/>
-          <w:szCs w:val="28"/>
-        </w:rPr>
-      </w:pPr>
-    </w:p>
-    <w:p>
-      <w:pPr>
-        <w:rPr>
-          <w:rFonts w:ascii="Nunito" w:hAnsi="Nunito"/>
-          <w:sz w:val="28"/>
-          <w:szCs w:val="28"/>
-        </w:rPr>
-      </w:pPr>
-      <w:r>
-        <w:rPr>
-          <w:rFonts w:ascii="Nunito" w:hAnsi="Nunito"/>
-          <w:sz w:val="28"/>
-          <w:szCs w:val="28"/>
-        </w:rPr>
-        <w:t xml:space="preserve">import </w:t>
-      </w:r>
+        <w:t xml:space="preserve">3.25 (Checkerboard Pattern of Asterisks) </w:t>
+      </w:r>
+    </w:p>
+    <w:p>
+      <w:pPr>
+        <w:rPr>
+          <w:rFonts w:ascii="Nunito" w:hAnsi="Nunito"/>
+          <w:sz w:val="28"/>
+          <w:szCs w:val="28"/>
+        </w:rPr>
+      </w:pPr>
+      <w:r>
+        <w:rPr>
+          <w:rFonts w:ascii="Nunito" w:hAnsi="Nunito"/>
+          <w:sz w:val="28"/>
+          <w:szCs w:val="28"/>
+        </w:rPr>
+        <w:t xml:space="preserve">Write an application that uses only the output statements </w:t>
+      </w:r>
+    </w:p>
+    <w:p>
+      <w:pPr>
+        <w:rPr>
+          <w:rFonts w:ascii="Nunito" w:hAnsi="Nunito"/>
+          <w:sz w:val="28"/>
+          <w:szCs w:val="28"/>
+        </w:rPr>
+      </w:pPr>
       <w:proofErr w:type="spellStart"/>
       <w:r>
         <w:rPr>
@@ -3668,7 +3659,7 @@
           <w:sz w:val="28"/>
           <w:szCs w:val="28"/>
         </w:rPr>
-        <w:t>java.util.Scanner</w:t>
+        <w:t>System.out.print</w:t>
       </w:r>
       <w:proofErr w:type="spellEnd"/>
       <w:r>
@@ -3677,869 +3668,6 @@
           <w:sz w:val="28"/>
           <w:szCs w:val="28"/>
         </w:rPr>
-        <w:t>;</w:t>
-      </w:r>
-    </w:p>
-    <w:p>
-      <w:pPr>
-        <w:rPr>
-          <w:rFonts w:ascii="Nunito" w:hAnsi="Nunito"/>
-          <w:sz w:val="28"/>
-          <w:szCs w:val="28"/>
-        </w:rPr>
-      </w:pPr>
-    </w:p>
-    <w:p>
-      <w:pPr>
-        <w:rPr>
-          <w:rFonts w:ascii="Nunito" w:hAnsi="Nunito"/>
-          <w:sz w:val="28"/>
-          <w:szCs w:val="28"/>
-        </w:rPr>
-      </w:pPr>
-      <w:r>
-        <w:rPr>
-          <w:rFonts w:ascii="Nunito" w:hAnsi="Nunito"/>
-          <w:sz w:val="28"/>
-          <w:szCs w:val="28"/>
-        </w:rPr>
-        <w:t xml:space="preserve">public class </w:t>
-      </w:r>
-      <w:proofErr w:type="spellStart"/>
-      <w:r>
-        <w:rPr>
-          <w:rFonts w:ascii="Nunito" w:hAnsi="Nunito"/>
-          <w:sz w:val="28"/>
-          <w:szCs w:val="28"/>
-        </w:rPr>
-        <w:t>TwoLargestNumbers</w:t>
-      </w:r>
-      <w:proofErr w:type="spellEnd"/>
-      <w:r>
-        <w:rPr>
-          <w:rFonts w:ascii="Nunito" w:hAnsi="Nunito"/>
-          <w:sz w:val="28"/>
-          <w:szCs w:val="28"/>
-        </w:rPr>
-        <w:t xml:space="preserve"> {</w:t>
-      </w:r>
-    </w:p>
-    <w:p>
-      <w:pPr>
-        <w:rPr>
-          <w:rFonts w:ascii="Nunito" w:hAnsi="Nunito"/>
-          <w:sz w:val="28"/>
-          <w:szCs w:val="28"/>
-        </w:rPr>
-      </w:pPr>
-      <w:r>
-        <w:rPr>
-          <w:rFonts w:ascii="Nunito" w:hAnsi="Nunito"/>
-          <w:sz w:val="28"/>
-          <w:szCs w:val="28"/>
-        </w:rPr>
-        <w:t xml:space="preserve">    public static void main(String[] </w:t>
-      </w:r>
-      <w:proofErr w:type="spellStart"/>
-      <w:r>
-        <w:rPr>
-          <w:rFonts w:ascii="Nunito" w:hAnsi="Nunito"/>
-          <w:sz w:val="28"/>
-          <w:szCs w:val="28"/>
-        </w:rPr>
-        <w:t>args</w:t>
-      </w:r>
-      <w:proofErr w:type="spellEnd"/>
-      <w:r>
-        <w:rPr>
-          <w:rFonts w:ascii="Nunito" w:hAnsi="Nunito"/>
-          <w:sz w:val="28"/>
-          <w:szCs w:val="28"/>
-        </w:rPr>
-        <w:t>) {</w:t>
-      </w:r>
-    </w:p>
-    <w:p>
-      <w:pPr>
-        <w:rPr>
-          <w:rFonts w:ascii="Nunito" w:hAnsi="Nunito"/>
-          <w:sz w:val="28"/>
-          <w:szCs w:val="28"/>
-        </w:rPr>
-      </w:pPr>
-    </w:p>
-    <w:p>
-      <w:pPr>
-        <w:rPr>
-          <w:rFonts w:ascii="Nunito" w:hAnsi="Nunito"/>
-          <w:sz w:val="28"/>
-          <w:szCs w:val="28"/>
-        </w:rPr>
-      </w:pPr>
-      <w:r>
-        <w:rPr>
-          <w:rFonts w:ascii="Nunito" w:hAnsi="Nunito"/>
-          <w:sz w:val="28"/>
-          <w:szCs w:val="28"/>
-        </w:rPr>
-        <w:t xml:space="preserve">        Scanner input = new Scanner(System.in);</w:t>
-      </w:r>
-    </w:p>
-    <w:p>
-      <w:pPr>
-        <w:rPr>
-          <w:rFonts w:ascii="Nunito" w:hAnsi="Nunito"/>
-          <w:sz w:val="28"/>
-          <w:szCs w:val="28"/>
-        </w:rPr>
-      </w:pPr>
-    </w:p>
-    <w:p>
-      <w:pPr>
-        <w:rPr>
-          <w:rFonts w:ascii="Nunito" w:hAnsi="Nunito"/>
-          <w:sz w:val="28"/>
-          <w:szCs w:val="28"/>
-        </w:rPr>
-      </w:pPr>
-      <w:r>
-        <w:rPr>
-          <w:rFonts w:ascii="Nunito" w:hAnsi="Nunito"/>
-          <w:sz w:val="28"/>
-          <w:szCs w:val="28"/>
-        </w:rPr>
-        <w:t xml:space="preserve">        int largest = </w:t>
-      </w:r>
-      <w:proofErr w:type="spellStart"/>
-      <w:r>
-        <w:rPr>
-          <w:rFonts w:ascii="Nunito" w:hAnsi="Nunito"/>
-          <w:sz w:val="28"/>
-          <w:szCs w:val="28"/>
-        </w:rPr>
-        <w:t>Integer.MIN_VALUE</w:t>
-      </w:r>
-      <w:proofErr w:type="spellEnd"/>
-      <w:r>
-        <w:rPr>
-          <w:rFonts w:ascii="Nunito" w:hAnsi="Nunito"/>
-          <w:sz w:val="28"/>
-          <w:szCs w:val="28"/>
-        </w:rPr>
-        <w:t>;</w:t>
-      </w:r>
-    </w:p>
-    <w:p>
-      <w:pPr>
-        <w:rPr>
-          <w:rFonts w:ascii="Nunito" w:hAnsi="Nunito"/>
-          <w:sz w:val="28"/>
-          <w:szCs w:val="28"/>
-        </w:rPr>
-      </w:pPr>
-      <w:r>
-        <w:rPr>
-          <w:rFonts w:ascii="Nunito" w:hAnsi="Nunito"/>
-          <w:sz w:val="28"/>
-          <w:szCs w:val="28"/>
-        </w:rPr>
-        <w:t xml:space="preserve">        int </w:t>
-      </w:r>
-      <w:proofErr w:type="spellStart"/>
-      <w:r>
-        <w:rPr>
-          <w:rFonts w:ascii="Nunito" w:hAnsi="Nunito"/>
-          <w:sz w:val="28"/>
-          <w:szCs w:val="28"/>
-        </w:rPr>
-        <w:t>secondLargest</w:t>
-      </w:r>
-      <w:proofErr w:type="spellEnd"/>
-      <w:r>
-        <w:rPr>
-          <w:rFonts w:ascii="Nunito" w:hAnsi="Nunito"/>
-          <w:sz w:val="28"/>
-          <w:szCs w:val="28"/>
-        </w:rPr>
-        <w:t xml:space="preserve"> = </w:t>
-      </w:r>
-      <w:proofErr w:type="spellStart"/>
-      <w:r>
-        <w:rPr>
-          <w:rFonts w:ascii="Nunito" w:hAnsi="Nunito"/>
-          <w:sz w:val="28"/>
-          <w:szCs w:val="28"/>
-        </w:rPr>
-        <w:t>Integer.MIN_VALUE</w:t>
-      </w:r>
-      <w:proofErr w:type="spellEnd"/>
-      <w:r>
-        <w:rPr>
-          <w:rFonts w:ascii="Nunito" w:hAnsi="Nunito"/>
-          <w:sz w:val="28"/>
-          <w:szCs w:val="28"/>
-        </w:rPr>
-        <w:t>;</w:t>
-      </w:r>
-    </w:p>
-    <w:p>
-      <w:pPr>
-        <w:rPr>
-          <w:rFonts w:ascii="Nunito" w:hAnsi="Nunito"/>
-          <w:sz w:val="28"/>
-          <w:szCs w:val="28"/>
-        </w:rPr>
-      </w:pPr>
-    </w:p>
-    <w:p>
-      <w:pPr>
-        <w:rPr>
-          <w:rFonts w:ascii="Nunito" w:hAnsi="Nunito"/>
-          <w:sz w:val="28"/>
-          <w:szCs w:val="28"/>
-        </w:rPr>
-      </w:pPr>
-      <w:r>
-        <w:rPr>
-          <w:rFonts w:ascii="Nunito" w:hAnsi="Nunito"/>
-          <w:sz w:val="28"/>
-          <w:szCs w:val="28"/>
-        </w:rPr>
-        <w:t xml:space="preserve">        for (int </w:t>
-      </w:r>
-      <w:proofErr w:type="spellStart"/>
-      <w:r>
-        <w:rPr>
-          <w:rFonts w:ascii="Nunito" w:hAnsi="Nunito"/>
-          <w:sz w:val="28"/>
-          <w:szCs w:val="28"/>
-        </w:rPr>
-        <w:t>i</w:t>
-      </w:r>
-      <w:proofErr w:type="spellEnd"/>
-      <w:r>
-        <w:rPr>
-          <w:rFonts w:ascii="Nunito" w:hAnsi="Nunito"/>
-          <w:sz w:val="28"/>
-          <w:szCs w:val="28"/>
-        </w:rPr>
-        <w:t xml:space="preserve"> = 1; </w:t>
-      </w:r>
-      <w:proofErr w:type="spellStart"/>
-      <w:r>
-        <w:rPr>
-          <w:rFonts w:ascii="Nunito" w:hAnsi="Nunito"/>
-          <w:sz w:val="28"/>
-          <w:szCs w:val="28"/>
-        </w:rPr>
-        <w:t>i</w:t>
-      </w:r>
-      <w:proofErr w:type="spellEnd"/>
-      <w:r>
-        <w:rPr>
-          <w:rFonts w:ascii="Nunito" w:hAnsi="Nunito"/>
-          <w:sz w:val="28"/>
-          <w:szCs w:val="28"/>
-        </w:rPr>
-        <w:t xml:space="preserve"> &lt;= 10; </w:t>
-      </w:r>
-      <w:proofErr w:type="spellStart"/>
-      <w:r>
-        <w:rPr>
-          <w:rFonts w:ascii="Nunito" w:hAnsi="Nunito"/>
-          <w:sz w:val="28"/>
-          <w:szCs w:val="28"/>
-        </w:rPr>
-        <w:t>i</w:t>
-      </w:r>
-      <w:proofErr w:type="spellEnd"/>
-      <w:r>
-        <w:rPr>
-          <w:rFonts w:ascii="Nunito" w:hAnsi="Nunito"/>
-          <w:sz w:val="28"/>
-          <w:szCs w:val="28"/>
-        </w:rPr>
-        <w:t>++) {</w:t>
-      </w:r>
-    </w:p>
-    <w:p>
-      <w:pPr>
-        <w:rPr>
-          <w:rFonts w:ascii="Nunito" w:hAnsi="Nunito"/>
-          <w:sz w:val="28"/>
-          <w:szCs w:val="28"/>
-        </w:rPr>
-      </w:pPr>
-    </w:p>
-    <w:p>
-      <w:pPr>
-        <w:rPr>
-          <w:rFonts w:ascii="Nunito" w:hAnsi="Nunito"/>
-          <w:sz w:val="28"/>
-          <w:szCs w:val="28"/>
-        </w:rPr>
-      </w:pPr>
-      <w:r>
-        <w:rPr>
-          <w:rFonts w:ascii="Nunito" w:hAnsi="Nunito"/>
-          <w:sz w:val="28"/>
-          <w:szCs w:val="28"/>
-        </w:rPr>
-        <w:t xml:space="preserve">            </w:t>
-      </w:r>
-      <w:proofErr w:type="spellStart"/>
-      <w:r>
-        <w:rPr>
-          <w:rFonts w:ascii="Nunito" w:hAnsi="Nunito"/>
-          <w:sz w:val="28"/>
-          <w:szCs w:val="28"/>
-        </w:rPr>
-        <w:t>System.out.print</w:t>
-      </w:r>
-      <w:proofErr w:type="spellEnd"/>
-      <w:r>
-        <w:rPr>
-          <w:rFonts w:ascii="Nunito" w:hAnsi="Nunito"/>
-          <w:sz w:val="28"/>
-          <w:szCs w:val="28"/>
-        </w:rPr>
-        <w:t xml:space="preserve">("Enter number " + </w:t>
-      </w:r>
-      <w:proofErr w:type="spellStart"/>
-      <w:r>
-        <w:rPr>
-          <w:rFonts w:ascii="Nunito" w:hAnsi="Nunito"/>
-          <w:sz w:val="28"/>
-          <w:szCs w:val="28"/>
-        </w:rPr>
-        <w:t>i</w:t>
-      </w:r>
-      <w:proofErr w:type="spellEnd"/>
-      <w:r>
-        <w:rPr>
-          <w:rFonts w:ascii="Nunito" w:hAnsi="Nunito"/>
-          <w:sz w:val="28"/>
-          <w:szCs w:val="28"/>
-        </w:rPr>
-        <w:t xml:space="preserve"> + ": ");</w:t>
-      </w:r>
-    </w:p>
-    <w:p>
-      <w:pPr>
-        <w:rPr>
-          <w:rFonts w:ascii="Nunito" w:hAnsi="Nunito"/>
-          <w:sz w:val="28"/>
-          <w:szCs w:val="28"/>
-        </w:rPr>
-      </w:pPr>
-      <w:r>
-        <w:rPr>
-          <w:rFonts w:ascii="Nunito" w:hAnsi="Nunito"/>
-          <w:sz w:val="28"/>
-          <w:szCs w:val="28"/>
-        </w:rPr>
-        <w:t xml:space="preserve">            int number = </w:t>
-      </w:r>
-      <w:proofErr w:type="spellStart"/>
-      <w:r>
-        <w:rPr>
-          <w:rFonts w:ascii="Nunito" w:hAnsi="Nunito"/>
-          <w:sz w:val="28"/>
-          <w:szCs w:val="28"/>
-        </w:rPr>
-        <w:t>input.nextInt</w:t>
-      </w:r>
-      <w:proofErr w:type="spellEnd"/>
-      <w:r>
-        <w:rPr>
-          <w:rFonts w:ascii="Nunito" w:hAnsi="Nunito"/>
-          <w:sz w:val="28"/>
-          <w:szCs w:val="28"/>
-        </w:rPr>
-        <w:t>();</w:t>
-      </w:r>
-    </w:p>
-    <w:p>
-      <w:pPr>
-        <w:rPr>
-          <w:rFonts w:ascii="Nunito" w:hAnsi="Nunito"/>
-          <w:sz w:val="28"/>
-          <w:szCs w:val="28"/>
-        </w:rPr>
-      </w:pPr>
-    </w:p>
-    <w:p>
-      <w:pPr>
-        <w:rPr>
-          <w:rFonts w:ascii="Nunito" w:hAnsi="Nunito"/>
-          <w:sz w:val="28"/>
-          <w:szCs w:val="28"/>
-        </w:rPr>
-      </w:pPr>
-      <w:r>
-        <w:rPr>
-          <w:rFonts w:ascii="Nunito" w:hAnsi="Nunito"/>
-          <w:sz w:val="28"/>
-          <w:szCs w:val="28"/>
-        </w:rPr>
-        <w:t xml:space="preserve">            if (number &gt; largest) {</w:t>
-      </w:r>
-    </w:p>
-    <w:p>
-      <w:pPr>
-        <w:rPr>
-          <w:rFonts w:ascii="Nunito" w:hAnsi="Nunito"/>
-          <w:sz w:val="28"/>
-          <w:szCs w:val="28"/>
-        </w:rPr>
-      </w:pPr>
-      <w:r>
-        <w:rPr>
-          <w:rFonts w:ascii="Nunito" w:hAnsi="Nunito"/>
-          <w:sz w:val="28"/>
-          <w:szCs w:val="28"/>
-        </w:rPr>
-        <w:lastRenderedPageBreak/>
-        <w:t xml:space="preserve">                </w:t>
-      </w:r>
-      <w:proofErr w:type="spellStart"/>
-      <w:r>
-        <w:rPr>
-          <w:rFonts w:ascii="Nunito" w:hAnsi="Nunito"/>
-          <w:sz w:val="28"/>
-          <w:szCs w:val="28"/>
-        </w:rPr>
-        <w:t>secondLargest</w:t>
-      </w:r>
-      <w:proofErr w:type="spellEnd"/>
-      <w:r>
-        <w:rPr>
-          <w:rFonts w:ascii="Nunito" w:hAnsi="Nunito"/>
-          <w:sz w:val="28"/>
-          <w:szCs w:val="28"/>
-        </w:rPr>
-        <w:t xml:space="preserve"> = largest;</w:t>
-      </w:r>
-    </w:p>
-    <w:p>
-      <w:pPr>
-        <w:rPr>
-          <w:rFonts w:ascii="Nunito" w:hAnsi="Nunito"/>
-          <w:sz w:val="28"/>
-          <w:szCs w:val="28"/>
-        </w:rPr>
-      </w:pPr>
-      <w:r>
-        <w:rPr>
-          <w:rFonts w:ascii="Nunito" w:hAnsi="Nunito"/>
-          <w:sz w:val="28"/>
-          <w:szCs w:val="28"/>
-        </w:rPr>
-        <w:t xml:space="preserve">                largest = number;</w:t>
-      </w:r>
-    </w:p>
-    <w:p>
-      <w:pPr>
-        <w:rPr>
-          <w:rFonts w:ascii="Nunito" w:hAnsi="Nunito"/>
-          <w:sz w:val="28"/>
-          <w:szCs w:val="28"/>
-        </w:rPr>
-      </w:pPr>
-      <w:r>
-        <w:rPr>
-          <w:rFonts w:ascii="Nunito" w:hAnsi="Nunito"/>
-          <w:sz w:val="28"/>
-          <w:szCs w:val="28"/>
-        </w:rPr>
-        <w:t xml:space="preserve">            }</w:t>
-      </w:r>
-    </w:p>
-    <w:p>
-      <w:pPr>
-        <w:rPr>
-          <w:rFonts w:ascii="Nunito" w:hAnsi="Nunito"/>
-          <w:sz w:val="28"/>
-          <w:szCs w:val="28"/>
-        </w:rPr>
-      </w:pPr>
-    </w:p>
-    <w:p>
-      <w:pPr>
-        <w:rPr>
-          <w:rFonts w:ascii="Nunito" w:hAnsi="Nunito"/>
-          <w:sz w:val="28"/>
-          <w:szCs w:val="28"/>
-        </w:rPr>
-      </w:pPr>
-      <w:r>
-        <w:rPr>
-          <w:rFonts w:ascii="Nunito" w:hAnsi="Nunito"/>
-          <w:sz w:val="28"/>
-          <w:szCs w:val="28"/>
-        </w:rPr>
-        <w:t xml:space="preserve">            else if (number &gt; </w:t>
-      </w:r>
-      <w:proofErr w:type="spellStart"/>
-      <w:r>
-        <w:rPr>
-          <w:rFonts w:ascii="Nunito" w:hAnsi="Nunito"/>
-          <w:sz w:val="28"/>
-          <w:szCs w:val="28"/>
-        </w:rPr>
-        <w:t>secondLargest</w:t>
-      </w:r>
-      <w:proofErr w:type="spellEnd"/>
-      <w:r>
-        <w:rPr>
-          <w:rFonts w:ascii="Nunito" w:hAnsi="Nunito"/>
-          <w:sz w:val="28"/>
-          <w:szCs w:val="28"/>
-        </w:rPr>
-        <w:t>) {</w:t>
-      </w:r>
-    </w:p>
-    <w:p>
-      <w:pPr>
-        <w:rPr>
-          <w:rFonts w:ascii="Nunito" w:hAnsi="Nunito"/>
-          <w:sz w:val="28"/>
-          <w:szCs w:val="28"/>
-        </w:rPr>
-      </w:pPr>
-      <w:r>
-        <w:rPr>
-          <w:rFonts w:ascii="Nunito" w:hAnsi="Nunito"/>
-          <w:sz w:val="28"/>
-          <w:szCs w:val="28"/>
-        </w:rPr>
-        <w:t xml:space="preserve">                </w:t>
-      </w:r>
-      <w:proofErr w:type="spellStart"/>
-      <w:r>
-        <w:rPr>
-          <w:rFonts w:ascii="Nunito" w:hAnsi="Nunito"/>
-          <w:sz w:val="28"/>
-          <w:szCs w:val="28"/>
-        </w:rPr>
-        <w:t>secondLargest</w:t>
-      </w:r>
-      <w:proofErr w:type="spellEnd"/>
-      <w:r>
-        <w:rPr>
-          <w:rFonts w:ascii="Nunito" w:hAnsi="Nunito"/>
-          <w:sz w:val="28"/>
-          <w:szCs w:val="28"/>
-        </w:rPr>
-        <w:t xml:space="preserve"> = number;</w:t>
-      </w:r>
-    </w:p>
-    <w:p>
-      <w:pPr>
-        <w:rPr>
-          <w:rFonts w:ascii="Nunito" w:hAnsi="Nunito"/>
-          <w:sz w:val="28"/>
-          <w:szCs w:val="28"/>
-        </w:rPr>
-      </w:pPr>
-      <w:r>
-        <w:rPr>
-          <w:rFonts w:ascii="Nunito" w:hAnsi="Nunito"/>
-          <w:sz w:val="28"/>
-          <w:szCs w:val="28"/>
-        </w:rPr>
-        <w:t xml:space="preserve">            }</w:t>
-      </w:r>
-    </w:p>
-    <w:p>
-      <w:pPr>
-        <w:rPr>
-          <w:rFonts w:ascii="Nunito" w:hAnsi="Nunito"/>
-          <w:sz w:val="28"/>
-          <w:szCs w:val="28"/>
-        </w:rPr>
-      </w:pPr>
-      <w:r>
-        <w:rPr>
-          <w:rFonts w:ascii="Nunito" w:hAnsi="Nunito"/>
-          <w:sz w:val="28"/>
-          <w:szCs w:val="28"/>
-        </w:rPr>
-        <w:t xml:space="preserve">        }</w:t>
-      </w:r>
-    </w:p>
-    <w:p>
-      <w:pPr>
-        <w:rPr>
-          <w:rFonts w:ascii="Nunito" w:hAnsi="Nunito"/>
-          <w:sz w:val="28"/>
-          <w:szCs w:val="28"/>
-        </w:rPr>
-      </w:pPr>
-    </w:p>
-    <w:p>
-      <w:pPr>
-        <w:rPr>
-          <w:rFonts w:ascii="Nunito" w:hAnsi="Nunito"/>
-          <w:sz w:val="28"/>
-          <w:szCs w:val="28"/>
-        </w:rPr>
-      </w:pPr>
-      <w:r>
-        <w:rPr>
-          <w:rFonts w:ascii="Nunito" w:hAnsi="Nunito"/>
-          <w:sz w:val="28"/>
-          <w:szCs w:val="28"/>
-        </w:rPr>
-        <w:t xml:space="preserve">        </w:t>
-      </w:r>
-      <w:proofErr w:type="spellStart"/>
-      <w:r>
-        <w:rPr>
-          <w:rFonts w:ascii="Nunito" w:hAnsi="Nunito"/>
-          <w:sz w:val="28"/>
-          <w:szCs w:val="28"/>
-        </w:rPr>
-        <w:t>System.out.println</w:t>
-      </w:r>
-      <w:proofErr w:type="spellEnd"/>
-      <w:r>
-        <w:rPr>
-          <w:rFonts w:ascii="Nunito" w:hAnsi="Nunito"/>
-          <w:sz w:val="28"/>
-          <w:szCs w:val="28"/>
-        </w:rPr>
-        <w:t>("Largest number: " + largest);</w:t>
-      </w:r>
-    </w:p>
-    <w:p>
-      <w:pPr>
-        <w:rPr>
-          <w:rFonts w:ascii="Nunito" w:hAnsi="Nunito"/>
-          <w:sz w:val="28"/>
-          <w:szCs w:val="28"/>
-        </w:rPr>
-      </w:pPr>
-      <w:r>
-        <w:rPr>
-          <w:rFonts w:ascii="Nunito" w:hAnsi="Nunito"/>
-          <w:sz w:val="28"/>
-          <w:szCs w:val="28"/>
-        </w:rPr>
-        <w:t xml:space="preserve">        </w:t>
-      </w:r>
-      <w:proofErr w:type="spellStart"/>
-      <w:r>
-        <w:rPr>
-          <w:rFonts w:ascii="Nunito" w:hAnsi="Nunito"/>
-          <w:sz w:val="28"/>
-          <w:szCs w:val="28"/>
-        </w:rPr>
-        <w:t>System.out.println</w:t>
-      </w:r>
-      <w:proofErr w:type="spellEnd"/>
-      <w:r>
-        <w:rPr>
-          <w:rFonts w:ascii="Nunito" w:hAnsi="Nunito"/>
-          <w:sz w:val="28"/>
-          <w:szCs w:val="28"/>
-        </w:rPr>
-        <w:t xml:space="preserve">("Second largest number: " + </w:t>
-      </w:r>
-      <w:proofErr w:type="spellStart"/>
-      <w:r>
-        <w:rPr>
-          <w:rFonts w:ascii="Nunito" w:hAnsi="Nunito"/>
-          <w:sz w:val="28"/>
-          <w:szCs w:val="28"/>
-        </w:rPr>
-        <w:t>secondLargest</w:t>
-      </w:r>
-      <w:proofErr w:type="spellEnd"/>
-      <w:r>
-        <w:rPr>
-          <w:rFonts w:ascii="Nunito" w:hAnsi="Nunito"/>
-          <w:sz w:val="28"/>
-          <w:szCs w:val="28"/>
-        </w:rPr>
-        <w:t>);</w:t>
-      </w:r>
-    </w:p>
-    <w:p>
-      <w:pPr>
-        <w:rPr>
-          <w:rFonts w:ascii="Nunito" w:hAnsi="Nunito"/>
-          <w:sz w:val="28"/>
-          <w:szCs w:val="28"/>
-        </w:rPr>
-      </w:pPr>
-    </w:p>
-    <w:p>
-      <w:pPr>
-        <w:rPr>
-          <w:rFonts w:ascii="Nunito" w:hAnsi="Nunito"/>
-          <w:sz w:val="28"/>
-          <w:szCs w:val="28"/>
-        </w:rPr>
-      </w:pPr>
-      <w:r>
-        <w:rPr>
-          <w:rFonts w:ascii="Nunito" w:hAnsi="Nunito"/>
-          <w:sz w:val="28"/>
-          <w:szCs w:val="28"/>
-        </w:rPr>
-        <w:t xml:space="preserve">        </w:t>
-      </w:r>
-      <w:proofErr w:type="spellStart"/>
-      <w:r>
-        <w:rPr>
-          <w:rFonts w:ascii="Nunito" w:hAnsi="Nunito"/>
-          <w:sz w:val="28"/>
-          <w:szCs w:val="28"/>
-        </w:rPr>
-        <w:t>input.close</w:t>
-      </w:r>
-      <w:proofErr w:type="spellEnd"/>
-      <w:r>
-        <w:rPr>
-          <w:rFonts w:ascii="Nunito" w:hAnsi="Nunito"/>
-          <w:sz w:val="28"/>
-          <w:szCs w:val="28"/>
-        </w:rPr>
-        <w:t>();</w:t>
-      </w:r>
-    </w:p>
-    <w:p>
-      <w:pPr>
-        <w:rPr>
-          <w:rFonts w:ascii="Nunito" w:hAnsi="Nunito"/>
-          <w:sz w:val="28"/>
-          <w:szCs w:val="28"/>
-        </w:rPr>
-      </w:pPr>
-      <w:r>
-        <w:rPr>
-          <w:rFonts w:ascii="Nunito" w:hAnsi="Nunito"/>
-          <w:sz w:val="28"/>
-          <w:szCs w:val="28"/>
-        </w:rPr>
-        <w:t xml:space="preserve">    }</w:t>
-      </w:r>
-    </w:p>
-    <w:p>
-      <w:pPr>
-        <w:rPr>
-          <w:rFonts w:ascii="Nunito" w:hAnsi="Nunito"/>
-          <w:sz w:val="28"/>
-          <w:szCs w:val="28"/>
-        </w:rPr>
-      </w:pPr>
-      <w:r>
-        <w:rPr>
-          <w:rFonts w:ascii="Nunito" w:hAnsi="Nunito"/>
-          <w:sz w:val="28"/>
-          <w:szCs w:val="28"/>
-        </w:rPr>
-        <w:t>}</w:t>
-      </w:r>
-    </w:p>
-    <w:p>
-      <w:pPr>
-        <w:rPr>
-          <w:rFonts w:ascii="Nunito" w:hAnsi="Nunito"/>
-          <w:sz w:val="28"/>
-          <w:szCs w:val="28"/>
-        </w:rPr>
-      </w:pPr>
-    </w:p>
-    <w:p>
-      <w:pPr>
-        <w:rPr>
-          <w:rFonts w:ascii="Nunito" w:hAnsi="Nunito"/>
-          <w:sz w:val="28"/>
-          <w:szCs w:val="28"/>
-        </w:rPr>
-      </w:pPr>
-      <w:r>
-        <w:rPr>
-          <w:rFonts w:ascii="Nunito" w:hAnsi="Nunito"/>
-          <w:sz w:val="28"/>
-          <w:szCs w:val="28"/>
-        </w:rPr>
-        <w:t>3.24 (Validating User Input) Modify the program in Fig. 3.10 to validate its inputs. For any input, if the value entered is other than 1 or 2, keep looping until the user enters a correct value.</w:t>
-      </w:r>
-    </w:p>
-    <w:p>
-      <w:pPr>
-        <w:rPr>
-          <w:rFonts w:ascii="Nunito" w:hAnsi="Nunito"/>
-          <w:sz w:val="28"/>
-          <w:szCs w:val="28"/>
-        </w:rPr>
-      </w:pPr>
-    </w:p>
-    <w:p>
-      <w:pPr>
-        <w:rPr>
-          <w:rFonts w:ascii="Nunito" w:hAnsi="Nunito"/>
-          <w:b/>
-          <w:bCs/>
-          <w:sz w:val="28"/>
-          <w:szCs w:val="28"/>
-        </w:rPr>
-      </w:pPr>
-      <w:r>
-        <w:rPr>
-          <w:rFonts w:ascii="Nunito" w:hAnsi="Nunito"/>
-          <w:b/>
-          <w:bCs/>
-          <w:sz w:val="28"/>
-          <w:szCs w:val="28"/>
-        </w:rPr>
-        <w:t xml:space="preserve">3.25 (Checkerboard Pattern of Asterisks) </w:t>
-      </w:r>
-    </w:p>
-    <w:p>
-      <w:pPr>
-        <w:rPr>
-          <w:rFonts w:ascii="Nunito" w:hAnsi="Nunito"/>
-          <w:sz w:val="28"/>
-          <w:szCs w:val="28"/>
-        </w:rPr>
-      </w:pPr>
-      <w:r>
-        <w:rPr>
-          <w:rFonts w:ascii="Nunito" w:hAnsi="Nunito"/>
-          <w:sz w:val="28"/>
-          <w:szCs w:val="28"/>
-        </w:rPr>
-        <w:t xml:space="preserve">Write an application that uses only the output statements </w:t>
-      </w:r>
-    </w:p>
-    <w:p>
-      <w:pPr>
-        <w:rPr>
-          <w:rFonts w:ascii="Nunito" w:hAnsi="Nunito"/>
-          <w:sz w:val="28"/>
-          <w:szCs w:val="28"/>
-        </w:rPr>
-      </w:pPr>
-      <w:proofErr w:type="spellStart"/>
-      <w:r>
-        <w:rPr>
-          <w:rFonts w:ascii="Nunito" w:hAnsi="Nunito"/>
-          <w:sz w:val="28"/>
-          <w:szCs w:val="28"/>
-        </w:rPr>
-        <w:t>System.out.print</w:t>
-      </w:r>
-      <w:proofErr w:type="spellEnd"/>
-      <w:r>
-        <w:rPr>
-          <w:rFonts w:ascii="Nunito" w:hAnsi="Nunito"/>
-          <w:sz w:val="28"/>
-          <w:szCs w:val="28"/>
-        </w:rPr>
         <w:t>("* ");</w:t>
       </w:r>
     </w:p>
@@ -4557,7 +3685,6 @@
           <w:sz w:val="28"/>
           <w:szCs w:val="28"/>
         </w:rPr>
-        <w:lastRenderedPageBreak/>
         <w:t xml:space="preserve"> </w:t>
       </w:r>
       <w:proofErr w:type="spellStart"/>
@@ -4894,6 +4021,7 @@
           <w:sz w:val="28"/>
           <w:szCs w:val="28"/>
         </w:rPr>
+        <w:lastRenderedPageBreak/>
         <w:t xml:space="preserve">            for (int col = 1; col &lt;= 8; col++) {</w:t>
       </w:r>
     </w:p>
@@ -5110,7 +4238,7 @@
           <w:sz w:val="28"/>
           <w:szCs w:val="28"/>
         </w:rPr>
-        <w:t xml:space="preserve">The explosive growth of Internet communications and data storage on Internet-connected computers has greatly increased privacy concerns. The field of cryptography is concerned with coding data to make it difficult (and hopefully—with the most advanced schemes—impossible) for unauthorized users to read. In this exercise you’ll investigate a simple scheme for encrypting and decrypting data. A company that wants to send data over the Internet has asked you to write a program that will encrypt it so that it may be transmitted more securely. All the data is transmitted as four-digit integers. Your application should read a four-digit integer entered by the user and encrypt it as follows: Replace each digit with the result of adding 7 to the digit and getting the remainder after dividing the new value by 10. Then swap the first digit with the third, and swap the second digit with the fourth. Then print the encrypted integer. Write a separate application that inputs an encrypted four-digit integer and decrypts it (by reversing the encryption scheme) to form the original number. [Optional reading project: Research “public key cryptography” in general and the PGP (Pretty Good Privacy) specific public key scheme. You </w:t>
+        <w:t xml:space="preserve">The explosive growth of Internet communications and data storage on Internet-connected computers has greatly increased privacy concerns. The field of cryptography is concerned with coding data to make it difficult (and hopefully—with the most advanced schemes—impossible) for unauthorized users to read. In this exercise you’ll investigate a simple scheme for encrypting and decrypting data. A company that wants to send data over the Internet has asked you to write a program that will encrypt it so that it may be transmitted more securely. All the data is transmitted as four-digit integers. Your application should read a four-digit integer entered by the user and encrypt it as follows: Replace each digit with the result of adding 7 to the digit and getting the remainder after dividing the new value by 10. Then swap the first digit with the third, and swap the second digit with the fourth. Then print the encrypted integer. Write a separate application that inputs an encrypted four-digit integer and </w:t>
       </w:r>
       <w:r>
         <w:rPr>
@@ -5119,7 +4247,7 @@
           <w:szCs w:val="28"/>
         </w:rPr>
         <w:lastRenderedPageBreak/>
-        <w:t xml:space="preserve">may also want to investigate the RSA scheme, which is widely used in industrial-strength applications.] </w:t>
+        <w:t xml:space="preserve">decrypts it (by reversing the encryption scheme) to form the original number. [Optional reading project: Research “public key cryptography” in general and the PGP (Pretty Good Privacy) specific public key scheme. You may also want to investigate the RSA scheme, which is widely used in industrial-strength applications.] </w:t>
       </w:r>
     </w:p>
     <w:p>

--- a/Chapter 3/Chapter 3.docx
+++ b/Chapter 3/Chapter 3.docx
@@ -2780,14 +2780,88 @@
           <w:szCs w:val="28"/>
         </w:rPr>
       </w:pPr>
-      <w:r>
-        <w:rPr>
-          <w:rFonts w:ascii="Nunito" w:hAnsi="Nunito"/>
-          <w:sz w:val="28"/>
-          <w:szCs w:val="28"/>
-        </w:rPr>
-        <w:t xml:space="preserve">import </w:t>
-      </w:r>
+    </w:p>
+    <w:p>
+      <w:pPr>
+        <w:rPr>
+          <w:rFonts w:ascii="Nunito" w:hAnsi="Nunito"/>
+          <w:sz w:val="28"/>
+          <w:szCs w:val="28"/>
+        </w:rPr>
+      </w:pPr>
+    </w:p>
+    <w:p>
+      <w:pPr>
+        <w:rPr>
+          <w:rFonts w:ascii="Nunito" w:hAnsi="Nunito"/>
+          <w:sz w:val="28"/>
+          <w:szCs w:val="28"/>
+        </w:rPr>
+      </w:pPr>
+      <w:r>
+        <w:rPr>
+          <w:rFonts w:ascii="Nunito" w:hAnsi="Nunito"/>
+          <w:sz w:val="28"/>
+          <w:szCs w:val="28"/>
+        </w:rPr>
+        <w:t>3.24 (Validating User Input) Modify the program in Fig. 3.10 to validate its inputs. For any input, if the value entered is other than 1 or 2, keep looping until the user enters a correct value.</w:t>
+      </w:r>
+    </w:p>
+    <w:p>
+      <w:pPr>
+        <w:rPr>
+          <w:rFonts w:ascii="Nunito" w:hAnsi="Nunito"/>
+          <w:sz w:val="28"/>
+          <w:szCs w:val="28"/>
+        </w:rPr>
+      </w:pPr>
+    </w:p>
+    <w:p>
+      <w:pPr>
+        <w:rPr>
+          <w:rFonts w:ascii="Nunito" w:hAnsi="Nunito"/>
+          <w:b/>
+          <w:bCs/>
+          <w:sz w:val="28"/>
+          <w:szCs w:val="28"/>
+        </w:rPr>
+      </w:pPr>
+      <w:r>
+        <w:rPr>
+          <w:rFonts w:ascii="Nunito" w:hAnsi="Nunito"/>
+          <w:b/>
+          <w:bCs/>
+          <w:sz w:val="28"/>
+          <w:szCs w:val="28"/>
+        </w:rPr>
+        <w:t xml:space="preserve">3.25 (Checkerboard Pattern of Asterisks) </w:t>
+      </w:r>
+    </w:p>
+    <w:p>
+      <w:pPr>
+        <w:rPr>
+          <w:rFonts w:ascii="Nunito" w:hAnsi="Nunito"/>
+          <w:sz w:val="28"/>
+          <w:szCs w:val="28"/>
+        </w:rPr>
+      </w:pPr>
+      <w:r>
+        <w:rPr>
+          <w:rFonts w:ascii="Nunito" w:hAnsi="Nunito"/>
+          <w:sz w:val="28"/>
+          <w:szCs w:val="28"/>
+        </w:rPr>
+        <w:t xml:space="preserve">Write an application that uses only the output statements </w:t>
+      </w:r>
+    </w:p>
+    <w:p>
+      <w:pPr>
+        <w:rPr>
+          <w:rFonts w:ascii="Nunito" w:hAnsi="Nunito"/>
+          <w:sz w:val="28"/>
+          <w:szCs w:val="28"/>
+        </w:rPr>
+      </w:pPr>
       <w:proofErr w:type="spellStart"/>
       <w:r>
         <w:rPr>
@@ -2795,7 +2869,7 @@
           <w:sz w:val="28"/>
           <w:szCs w:val="28"/>
         </w:rPr>
-        <w:t>java.util.Scanner</w:t>
+        <w:t>System.out.print</w:t>
       </w:r>
       <w:proofErr w:type="spellEnd"/>
       <w:r>
@@ -2804,33 +2878,24 @@
           <w:sz w:val="28"/>
           <w:szCs w:val="28"/>
         </w:rPr>
-        <w:t>;</w:t>
-      </w:r>
-    </w:p>
-    <w:p>
-      <w:pPr>
-        <w:rPr>
-          <w:rFonts w:ascii="Nunito" w:hAnsi="Nunito"/>
-          <w:sz w:val="28"/>
-          <w:szCs w:val="28"/>
-        </w:rPr>
-      </w:pPr>
-    </w:p>
-    <w:p>
-      <w:pPr>
-        <w:rPr>
-          <w:rFonts w:ascii="Nunito" w:hAnsi="Nunito"/>
-          <w:sz w:val="28"/>
-          <w:szCs w:val="28"/>
-        </w:rPr>
-      </w:pPr>
-      <w:r>
-        <w:rPr>
-          <w:rFonts w:ascii="Nunito" w:hAnsi="Nunito"/>
-          <w:sz w:val="28"/>
-          <w:szCs w:val="28"/>
-        </w:rPr>
-        <w:t xml:space="preserve">public class </w:t>
+        <w:t>("* ");</w:t>
+      </w:r>
+    </w:p>
+    <w:p>
+      <w:pPr>
+        <w:rPr>
+          <w:rFonts w:ascii="Nunito" w:hAnsi="Nunito"/>
+          <w:sz w:val="28"/>
+          <w:szCs w:val="28"/>
+        </w:rPr>
+      </w:pPr>
+      <w:r>
+        <w:rPr>
+          <w:rFonts w:ascii="Nunito" w:hAnsi="Nunito"/>
+          <w:sz w:val="28"/>
+          <w:szCs w:val="28"/>
+        </w:rPr>
+        <w:t xml:space="preserve"> </w:t>
       </w:r>
       <w:proofErr w:type="spellStart"/>
       <w:r>
@@ -2839,7 +2904,7 @@
           <w:sz w:val="28"/>
           <w:szCs w:val="28"/>
         </w:rPr>
-        <w:t>TwoLargestNumbers</w:t>
+        <w:t>System.out.print</w:t>
       </w:r>
       <w:proofErr w:type="spellEnd"/>
       <w:r>
@@ -2848,25 +2913,17 @@
           <w:sz w:val="28"/>
           <w:szCs w:val="28"/>
         </w:rPr>
-        <w:t xml:space="preserve"> {</w:t>
-      </w:r>
-    </w:p>
-    <w:p>
-      <w:pPr>
-        <w:rPr>
-          <w:rFonts w:ascii="Nunito" w:hAnsi="Nunito"/>
-          <w:sz w:val="28"/>
-          <w:szCs w:val="28"/>
-        </w:rPr>
-      </w:pPr>
-      <w:r>
-        <w:rPr>
-          <w:rFonts w:ascii="Nunito" w:hAnsi="Nunito"/>
-          <w:sz w:val="28"/>
-          <w:szCs w:val="28"/>
-        </w:rPr>
-        <w:t xml:space="preserve">    public static void main(String[] </w:t>
-      </w:r>
+        <w:t xml:space="preserve">(" "); </w:t>
+      </w:r>
+    </w:p>
+    <w:p>
+      <w:pPr>
+        <w:rPr>
+          <w:rFonts w:ascii="Nunito" w:hAnsi="Nunito"/>
+          <w:sz w:val="28"/>
+          <w:szCs w:val="28"/>
+        </w:rPr>
+      </w:pPr>
       <w:proofErr w:type="spellStart"/>
       <w:r>
         <w:rPr>
@@ -2874,7 +2931,7 @@
           <w:sz w:val="28"/>
           <w:szCs w:val="28"/>
         </w:rPr>
-        <w:t>args</w:t>
+        <w:t>System.out.println</w:t>
       </w:r>
       <w:proofErr w:type="spellEnd"/>
       <w:r>
@@ -2883,59 +2940,7 @@
           <w:sz w:val="28"/>
           <w:szCs w:val="28"/>
         </w:rPr>
-        <w:t>) {</w:t>
-      </w:r>
-    </w:p>
-    <w:p>
-      <w:pPr>
-        <w:rPr>
-          <w:rFonts w:ascii="Nunito" w:hAnsi="Nunito"/>
-          <w:sz w:val="28"/>
-          <w:szCs w:val="28"/>
-        </w:rPr>
-      </w:pPr>
-    </w:p>
-    <w:p>
-      <w:pPr>
-        <w:rPr>
-          <w:rFonts w:ascii="Nunito" w:hAnsi="Nunito"/>
-          <w:sz w:val="28"/>
-          <w:szCs w:val="28"/>
-        </w:rPr>
-      </w:pPr>
-      <w:r>
-        <w:rPr>
-          <w:rFonts w:ascii="Nunito" w:hAnsi="Nunito"/>
-          <w:sz w:val="28"/>
-          <w:szCs w:val="28"/>
-        </w:rPr>
-        <w:t xml:space="preserve">        Scanner input = new Scanner(System.in);</w:t>
-      </w:r>
-    </w:p>
-    <w:p>
-      <w:pPr>
-        <w:rPr>
-          <w:rFonts w:ascii="Nunito" w:hAnsi="Nunito"/>
-          <w:sz w:val="28"/>
-          <w:szCs w:val="28"/>
-        </w:rPr>
-      </w:pPr>
-    </w:p>
-    <w:p>
-      <w:pPr>
-        <w:rPr>
-          <w:rFonts w:ascii="Nunito" w:hAnsi="Nunito"/>
-          <w:sz w:val="28"/>
-          <w:szCs w:val="28"/>
-        </w:rPr>
-      </w:pPr>
-      <w:r>
-        <w:rPr>
-          <w:rFonts w:ascii="Nunito" w:hAnsi="Nunito"/>
-          <w:sz w:val="28"/>
-          <w:szCs w:val="28"/>
-        </w:rPr>
-        <w:t xml:space="preserve">        int largest = </w:t>
+        <w:t xml:space="preserve">(); to display the checkerboard pattern that follows. A </w:t>
       </w:r>
       <w:proofErr w:type="spellStart"/>
       <w:r>
@@ -2944,7 +2949,7 @@
           <w:sz w:val="28"/>
           <w:szCs w:val="28"/>
         </w:rPr>
-        <w:t>Integer.MIN_VALUE</w:t>
+        <w:t>System.out.println</w:t>
       </w:r>
       <w:proofErr w:type="spellEnd"/>
       <w:r>
@@ -2953,816 +2958,22 @@
           <w:sz w:val="28"/>
           <w:szCs w:val="28"/>
         </w:rPr>
-        <w:t>;</w:t>
-      </w:r>
-    </w:p>
-    <w:p>
-      <w:pPr>
-        <w:rPr>
-          <w:rFonts w:ascii="Nunito" w:hAnsi="Nunito"/>
-          <w:sz w:val="28"/>
-          <w:szCs w:val="28"/>
-        </w:rPr>
-      </w:pPr>
-      <w:r>
-        <w:rPr>
-          <w:rFonts w:ascii="Nunito" w:hAnsi="Nunito"/>
-          <w:sz w:val="28"/>
-          <w:szCs w:val="28"/>
-        </w:rPr>
-        <w:t xml:space="preserve">        int </w:t>
-      </w:r>
-      <w:proofErr w:type="spellStart"/>
-      <w:r>
-        <w:rPr>
-          <w:rFonts w:ascii="Nunito" w:hAnsi="Nunito"/>
-          <w:sz w:val="28"/>
-          <w:szCs w:val="28"/>
-        </w:rPr>
-        <w:t>secondLargest</w:t>
-      </w:r>
-      <w:proofErr w:type="spellEnd"/>
-      <w:r>
-        <w:rPr>
-          <w:rFonts w:ascii="Nunito" w:hAnsi="Nunito"/>
-          <w:sz w:val="28"/>
-          <w:szCs w:val="28"/>
-        </w:rPr>
-        <w:t xml:space="preserve"> = </w:t>
-      </w:r>
-      <w:proofErr w:type="spellStart"/>
-      <w:r>
-        <w:rPr>
-          <w:rFonts w:ascii="Nunito" w:hAnsi="Nunito"/>
-          <w:sz w:val="28"/>
-          <w:szCs w:val="28"/>
-        </w:rPr>
-        <w:t>Integer.MIN_VALUE</w:t>
-      </w:r>
-      <w:proofErr w:type="spellEnd"/>
-      <w:r>
-        <w:rPr>
-          <w:rFonts w:ascii="Nunito" w:hAnsi="Nunito"/>
-          <w:sz w:val="28"/>
-          <w:szCs w:val="28"/>
-        </w:rPr>
-        <w:t>;</w:t>
-      </w:r>
-    </w:p>
-    <w:p>
-      <w:pPr>
-        <w:rPr>
-          <w:rFonts w:ascii="Nunito" w:hAnsi="Nunito"/>
-          <w:sz w:val="28"/>
-          <w:szCs w:val="28"/>
-        </w:rPr>
-      </w:pPr>
-    </w:p>
-    <w:p>
-      <w:pPr>
-        <w:rPr>
-          <w:rFonts w:ascii="Nunito" w:hAnsi="Nunito"/>
-          <w:sz w:val="28"/>
-          <w:szCs w:val="28"/>
-        </w:rPr>
-      </w:pPr>
-      <w:r>
-        <w:rPr>
-          <w:rFonts w:ascii="Nunito" w:hAnsi="Nunito"/>
-          <w:sz w:val="28"/>
-          <w:szCs w:val="28"/>
-        </w:rPr>
-        <w:t xml:space="preserve">        for (int </w:t>
-      </w:r>
-      <w:proofErr w:type="spellStart"/>
-      <w:r>
-        <w:rPr>
-          <w:rFonts w:ascii="Nunito" w:hAnsi="Nunito"/>
-          <w:sz w:val="28"/>
-          <w:szCs w:val="28"/>
-        </w:rPr>
-        <w:t>i</w:t>
-      </w:r>
-      <w:proofErr w:type="spellEnd"/>
-      <w:r>
-        <w:rPr>
-          <w:rFonts w:ascii="Nunito" w:hAnsi="Nunito"/>
-          <w:sz w:val="28"/>
-          <w:szCs w:val="28"/>
-        </w:rPr>
-        <w:t xml:space="preserve"> = 1; </w:t>
-      </w:r>
-      <w:proofErr w:type="spellStart"/>
-      <w:r>
-        <w:rPr>
-          <w:rFonts w:ascii="Nunito" w:hAnsi="Nunito"/>
-          <w:sz w:val="28"/>
-          <w:szCs w:val="28"/>
-        </w:rPr>
-        <w:t>i</w:t>
-      </w:r>
-      <w:proofErr w:type="spellEnd"/>
-      <w:r>
-        <w:rPr>
-          <w:rFonts w:ascii="Nunito" w:hAnsi="Nunito"/>
-          <w:sz w:val="28"/>
-          <w:szCs w:val="28"/>
-        </w:rPr>
-        <w:t xml:space="preserve"> &lt;= 10; </w:t>
-      </w:r>
-      <w:proofErr w:type="spellStart"/>
-      <w:r>
-        <w:rPr>
-          <w:rFonts w:ascii="Nunito" w:hAnsi="Nunito"/>
-          <w:sz w:val="28"/>
-          <w:szCs w:val="28"/>
-        </w:rPr>
-        <w:t>i</w:t>
-      </w:r>
-      <w:proofErr w:type="spellEnd"/>
-      <w:r>
-        <w:rPr>
-          <w:rFonts w:ascii="Nunito" w:hAnsi="Nunito"/>
-          <w:sz w:val="28"/>
-          <w:szCs w:val="28"/>
-        </w:rPr>
-        <w:t>++) {</w:t>
-      </w:r>
-    </w:p>
-    <w:p>
-      <w:pPr>
-        <w:rPr>
-          <w:rFonts w:ascii="Nunito" w:hAnsi="Nunito"/>
-          <w:sz w:val="28"/>
-          <w:szCs w:val="28"/>
-        </w:rPr>
-      </w:pPr>
-    </w:p>
-    <w:p>
-      <w:pPr>
-        <w:rPr>
-          <w:rFonts w:ascii="Nunito" w:hAnsi="Nunito"/>
-          <w:sz w:val="28"/>
-          <w:szCs w:val="28"/>
-        </w:rPr>
-      </w:pPr>
-      <w:r>
-        <w:rPr>
-          <w:rFonts w:ascii="Nunito" w:hAnsi="Nunito"/>
-          <w:sz w:val="28"/>
-          <w:szCs w:val="28"/>
-        </w:rPr>
-        <w:t xml:space="preserve">            </w:t>
-      </w:r>
-      <w:proofErr w:type="spellStart"/>
-      <w:r>
-        <w:rPr>
-          <w:rFonts w:ascii="Nunito" w:hAnsi="Nunito"/>
-          <w:sz w:val="28"/>
-          <w:szCs w:val="28"/>
-        </w:rPr>
-        <w:t>System.out.print</w:t>
-      </w:r>
-      <w:proofErr w:type="spellEnd"/>
-      <w:r>
-        <w:rPr>
-          <w:rFonts w:ascii="Nunito" w:hAnsi="Nunito"/>
-          <w:sz w:val="28"/>
-          <w:szCs w:val="28"/>
-        </w:rPr>
-        <w:t xml:space="preserve">("Enter number " + </w:t>
-      </w:r>
-      <w:proofErr w:type="spellStart"/>
-      <w:r>
-        <w:rPr>
-          <w:rFonts w:ascii="Nunito" w:hAnsi="Nunito"/>
-          <w:sz w:val="28"/>
-          <w:szCs w:val="28"/>
-        </w:rPr>
-        <w:t>i</w:t>
-      </w:r>
-      <w:proofErr w:type="spellEnd"/>
-      <w:r>
-        <w:rPr>
-          <w:rFonts w:ascii="Nunito" w:hAnsi="Nunito"/>
-          <w:sz w:val="28"/>
-          <w:szCs w:val="28"/>
-        </w:rPr>
-        <w:t xml:space="preserve"> + ": ");</w:t>
-      </w:r>
-    </w:p>
-    <w:p>
-      <w:pPr>
-        <w:rPr>
-          <w:rFonts w:ascii="Nunito" w:hAnsi="Nunito"/>
-          <w:sz w:val="28"/>
-          <w:szCs w:val="28"/>
-        </w:rPr>
-      </w:pPr>
-      <w:r>
-        <w:rPr>
-          <w:rFonts w:ascii="Nunito" w:hAnsi="Nunito"/>
-          <w:sz w:val="28"/>
-          <w:szCs w:val="28"/>
+        <w:t xml:space="preserve"> method call with no arguments causes the program to output a single newline character. [Hint: Repetition statements are required.]</w:t>
+      </w:r>
+    </w:p>
+    <w:p>
+      <w:pPr>
+        <w:rPr>
+          <w:rFonts w:ascii="Nunito" w:hAnsi="Nunito"/>
+          <w:sz w:val="28"/>
+          <w:szCs w:val="28"/>
+        </w:rPr>
+      </w:pPr>
+      <w:r>
+        <w:rPr>
+          <w:noProof/>
         </w:rPr>
         <w:lastRenderedPageBreak/>
-        <w:t xml:space="preserve">            int number = </w:t>
-      </w:r>
-      <w:proofErr w:type="spellStart"/>
-      <w:r>
-        <w:rPr>
-          <w:rFonts w:ascii="Nunito" w:hAnsi="Nunito"/>
-          <w:sz w:val="28"/>
-          <w:szCs w:val="28"/>
-        </w:rPr>
-        <w:t>input.nextInt</w:t>
-      </w:r>
-      <w:proofErr w:type="spellEnd"/>
-      <w:r>
-        <w:rPr>
-          <w:rFonts w:ascii="Nunito" w:hAnsi="Nunito"/>
-          <w:sz w:val="28"/>
-          <w:szCs w:val="28"/>
-        </w:rPr>
-        <w:t>();</w:t>
-      </w:r>
-    </w:p>
-    <w:p>
-      <w:pPr>
-        <w:rPr>
-          <w:rFonts w:ascii="Nunito" w:hAnsi="Nunito"/>
-          <w:sz w:val="28"/>
-          <w:szCs w:val="28"/>
-        </w:rPr>
-      </w:pPr>
-    </w:p>
-    <w:p>
-      <w:pPr>
-        <w:rPr>
-          <w:rFonts w:ascii="Nunito" w:hAnsi="Nunito"/>
-          <w:sz w:val="28"/>
-          <w:szCs w:val="28"/>
-        </w:rPr>
-      </w:pPr>
-      <w:r>
-        <w:rPr>
-          <w:rFonts w:ascii="Nunito" w:hAnsi="Nunito"/>
-          <w:sz w:val="28"/>
-          <w:szCs w:val="28"/>
-        </w:rPr>
-        <w:t xml:space="preserve">            if (number &gt; largest) {</w:t>
-      </w:r>
-    </w:p>
-    <w:p>
-      <w:pPr>
-        <w:rPr>
-          <w:rFonts w:ascii="Nunito" w:hAnsi="Nunito"/>
-          <w:sz w:val="28"/>
-          <w:szCs w:val="28"/>
-        </w:rPr>
-      </w:pPr>
-      <w:r>
-        <w:rPr>
-          <w:rFonts w:ascii="Nunito" w:hAnsi="Nunito"/>
-          <w:sz w:val="28"/>
-          <w:szCs w:val="28"/>
-        </w:rPr>
-        <w:t xml:space="preserve">                </w:t>
-      </w:r>
-      <w:proofErr w:type="spellStart"/>
-      <w:r>
-        <w:rPr>
-          <w:rFonts w:ascii="Nunito" w:hAnsi="Nunito"/>
-          <w:sz w:val="28"/>
-          <w:szCs w:val="28"/>
-        </w:rPr>
-        <w:t>secondLargest</w:t>
-      </w:r>
-      <w:proofErr w:type="spellEnd"/>
-      <w:r>
-        <w:rPr>
-          <w:rFonts w:ascii="Nunito" w:hAnsi="Nunito"/>
-          <w:sz w:val="28"/>
-          <w:szCs w:val="28"/>
-        </w:rPr>
-        <w:t xml:space="preserve"> = largest;</w:t>
-      </w:r>
-    </w:p>
-    <w:p>
-      <w:pPr>
-        <w:rPr>
-          <w:rFonts w:ascii="Nunito" w:hAnsi="Nunito"/>
-          <w:sz w:val="28"/>
-          <w:szCs w:val="28"/>
-        </w:rPr>
-      </w:pPr>
-      <w:r>
-        <w:rPr>
-          <w:rFonts w:ascii="Nunito" w:hAnsi="Nunito"/>
-          <w:sz w:val="28"/>
-          <w:szCs w:val="28"/>
-        </w:rPr>
-        <w:t xml:space="preserve">                largest = number;</w:t>
-      </w:r>
-    </w:p>
-    <w:p>
-      <w:pPr>
-        <w:rPr>
-          <w:rFonts w:ascii="Nunito" w:hAnsi="Nunito"/>
-          <w:sz w:val="28"/>
-          <w:szCs w:val="28"/>
-        </w:rPr>
-      </w:pPr>
-      <w:r>
-        <w:rPr>
-          <w:rFonts w:ascii="Nunito" w:hAnsi="Nunito"/>
-          <w:sz w:val="28"/>
-          <w:szCs w:val="28"/>
-        </w:rPr>
-        <w:t xml:space="preserve">            }</w:t>
-      </w:r>
-    </w:p>
-    <w:p>
-      <w:pPr>
-        <w:rPr>
-          <w:rFonts w:ascii="Nunito" w:hAnsi="Nunito"/>
-          <w:sz w:val="28"/>
-          <w:szCs w:val="28"/>
-        </w:rPr>
-      </w:pPr>
-    </w:p>
-    <w:p>
-      <w:pPr>
-        <w:rPr>
-          <w:rFonts w:ascii="Nunito" w:hAnsi="Nunito"/>
-          <w:sz w:val="28"/>
-          <w:szCs w:val="28"/>
-        </w:rPr>
-      </w:pPr>
-      <w:r>
-        <w:rPr>
-          <w:rFonts w:ascii="Nunito" w:hAnsi="Nunito"/>
-          <w:sz w:val="28"/>
-          <w:szCs w:val="28"/>
-        </w:rPr>
-        <w:t xml:space="preserve">            else if (number &gt; </w:t>
-      </w:r>
-      <w:proofErr w:type="spellStart"/>
-      <w:r>
-        <w:rPr>
-          <w:rFonts w:ascii="Nunito" w:hAnsi="Nunito"/>
-          <w:sz w:val="28"/>
-          <w:szCs w:val="28"/>
-        </w:rPr>
-        <w:t>secondLargest</w:t>
-      </w:r>
-      <w:proofErr w:type="spellEnd"/>
-      <w:r>
-        <w:rPr>
-          <w:rFonts w:ascii="Nunito" w:hAnsi="Nunito"/>
-          <w:sz w:val="28"/>
-          <w:szCs w:val="28"/>
-        </w:rPr>
-        <w:t>) {</w:t>
-      </w:r>
-    </w:p>
-    <w:p>
-      <w:pPr>
-        <w:rPr>
-          <w:rFonts w:ascii="Nunito" w:hAnsi="Nunito"/>
-          <w:sz w:val="28"/>
-          <w:szCs w:val="28"/>
-        </w:rPr>
-      </w:pPr>
-      <w:r>
-        <w:rPr>
-          <w:rFonts w:ascii="Nunito" w:hAnsi="Nunito"/>
-          <w:sz w:val="28"/>
-          <w:szCs w:val="28"/>
-        </w:rPr>
-        <w:t xml:space="preserve">                </w:t>
-      </w:r>
-      <w:proofErr w:type="spellStart"/>
-      <w:r>
-        <w:rPr>
-          <w:rFonts w:ascii="Nunito" w:hAnsi="Nunito"/>
-          <w:sz w:val="28"/>
-          <w:szCs w:val="28"/>
-        </w:rPr>
-        <w:t>secondLargest</w:t>
-      </w:r>
-      <w:proofErr w:type="spellEnd"/>
-      <w:r>
-        <w:rPr>
-          <w:rFonts w:ascii="Nunito" w:hAnsi="Nunito"/>
-          <w:sz w:val="28"/>
-          <w:szCs w:val="28"/>
-        </w:rPr>
-        <w:t xml:space="preserve"> = number;</w:t>
-      </w:r>
-    </w:p>
-    <w:p>
-      <w:pPr>
-        <w:rPr>
-          <w:rFonts w:ascii="Nunito" w:hAnsi="Nunito"/>
-          <w:sz w:val="28"/>
-          <w:szCs w:val="28"/>
-        </w:rPr>
-      </w:pPr>
-      <w:r>
-        <w:rPr>
-          <w:rFonts w:ascii="Nunito" w:hAnsi="Nunito"/>
-          <w:sz w:val="28"/>
-          <w:szCs w:val="28"/>
-        </w:rPr>
-        <w:t xml:space="preserve">            }</w:t>
-      </w:r>
-    </w:p>
-    <w:p>
-      <w:pPr>
-        <w:rPr>
-          <w:rFonts w:ascii="Nunito" w:hAnsi="Nunito"/>
-          <w:sz w:val="28"/>
-          <w:szCs w:val="28"/>
-        </w:rPr>
-      </w:pPr>
-      <w:r>
-        <w:rPr>
-          <w:rFonts w:ascii="Nunito" w:hAnsi="Nunito"/>
-          <w:sz w:val="28"/>
-          <w:szCs w:val="28"/>
-        </w:rPr>
-        <w:t xml:space="preserve">        }</w:t>
-      </w:r>
-    </w:p>
-    <w:p>
-      <w:pPr>
-        <w:rPr>
-          <w:rFonts w:ascii="Nunito" w:hAnsi="Nunito"/>
-          <w:sz w:val="28"/>
-          <w:szCs w:val="28"/>
-        </w:rPr>
-      </w:pPr>
-    </w:p>
-    <w:p>
-      <w:pPr>
-        <w:rPr>
-          <w:rFonts w:ascii="Nunito" w:hAnsi="Nunito"/>
-          <w:sz w:val="28"/>
-          <w:szCs w:val="28"/>
-        </w:rPr>
-      </w:pPr>
-      <w:r>
-        <w:rPr>
-          <w:rFonts w:ascii="Nunito" w:hAnsi="Nunito"/>
-          <w:sz w:val="28"/>
-          <w:szCs w:val="28"/>
-        </w:rPr>
-        <w:t xml:space="preserve">        </w:t>
-      </w:r>
-      <w:proofErr w:type="spellStart"/>
-      <w:r>
-        <w:rPr>
-          <w:rFonts w:ascii="Nunito" w:hAnsi="Nunito"/>
-          <w:sz w:val="28"/>
-          <w:szCs w:val="28"/>
-        </w:rPr>
-        <w:t>System.out.println</w:t>
-      </w:r>
-      <w:proofErr w:type="spellEnd"/>
-      <w:r>
-        <w:rPr>
-          <w:rFonts w:ascii="Nunito" w:hAnsi="Nunito"/>
-          <w:sz w:val="28"/>
-          <w:szCs w:val="28"/>
-        </w:rPr>
-        <w:t>("Largest number: " + largest);</w:t>
-      </w:r>
-    </w:p>
-    <w:p>
-      <w:pPr>
-        <w:rPr>
-          <w:rFonts w:ascii="Nunito" w:hAnsi="Nunito"/>
-          <w:sz w:val="28"/>
-          <w:szCs w:val="28"/>
-        </w:rPr>
-      </w:pPr>
-      <w:r>
-        <w:rPr>
-          <w:rFonts w:ascii="Nunito" w:hAnsi="Nunito"/>
-          <w:sz w:val="28"/>
-          <w:szCs w:val="28"/>
-        </w:rPr>
-        <w:t xml:space="preserve">        </w:t>
-      </w:r>
-      <w:proofErr w:type="spellStart"/>
-      <w:r>
-        <w:rPr>
-          <w:rFonts w:ascii="Nunito" w:hAnsi="Nunito"/>
-          <w:sz w:val="28"/>
-          <w:szCs w:val="28"/>
-        </w:rPr>
-        <w:t>System.out.println</w:t>
-      </w:r>
-      <w:proofErr w:type="spellEnd"/>
-      <w:r>
-        <w:rPr>
-          <w:rFonts w:ascii="Nunito" w:hAnsi="Nunito"/>
-          <w:sz w:val="28"/>
-          <w:szCs w:val="28"/>
-        </w:rPr>
-        <w:t xml:space="preserve">("Second largest number: " + </w:t>
-      </w:r>
-      <w:proofErr w:type="spellStart"/>
-      <w:r>
-        <w:rPr>
-          <w:rFonts w:ascii="Nunito" w:hAnsi="Nunito"/>
-          <w:sz w:val="28"/>
-          <w:szCs w:val="28"/>
-        </w:rPr>
-        <w:t>secondLargest</w:t>
-      </w:r>
-      <w:proofErr w:type="spellEnd"/>
-      <w:r>
-        <w:rPr>
-          <w:rFonts w:ascii="Nunito" w:hAnsi="Nunito"/>
-          <w:sz w:val="28"/>
-          <w:szCs w:val="28"/>
-        </w:rPr>
-        <w:t>);</w:t>
-      </w:r>
-    </w:p>
-    <w:p>
-      <w:pPr>
-        <w:rPr>
-          <w:rFonts w:ascii="Nunito" w:hAnsi="Nunito"/>
-          <w:sz w:val="28"/>
-          <w:szCs w:val="28"/>
-        </w:rPr>
-      </w:pPr>
-    </w:p>
-    <w:p>
-      <w:pPr>
-        <w:rPr>
-          <w:rFonts w:ascii="Nunito" w:hAnsi="Nunito"/>
-          <w:sz w:val="28"/>
-          <w:szCs w:val="28"/>
-        </w:rPr>
-      </w:pPr>
-      <w:r>
-        <w:rPr>
-          <w:rFonts w:ascii="Nunito" w:hAnsi="Nunito"/>
-          <w:sz w:val="28"/>
-          <w:szCs w:val="28"/>
-        </w:rPr>
-        <w:t xml:space="preserve">        </w:t>
-      </w:r>
-      <w:proofErr w:type="spellStart"/>
-      <w:r>
-        <w:rPr>
-          <w:rFonts w:ascii="Nunito" w:hAnsi="Nunito"/>
-          <w:sz w:val="28"/>
-          <w:szCs w:val="28"/>
-        </w:rPr>
-        <w:t>input.close</w:t>
-      </w:r>
-      <w:proofErr w:type="spellEnd"/>
-      <w:r>
-        <w:rPr>
-          <w:rFonts w:ascii="Nunito" w:hAnsi="Nunito"/>
-          <w:sz w:val="28"/>
-          <w:szCs w:val="28"/>
-        </w:rPr>
-        <w:t>();</w:t>
-      </w:r>
-    </w:p>
-    <w:p>
-      <w:pPr>
-        <w:rPr>
-          <w:rFonts w:ascii="Nunito" w:hAnsi="Nunito"/>
-          <w:sz w:val="28"/>
-          <w:szCs w:val="28"/>
-        </w:rPr>
-      </w:pPr>
-      <w:r>
-        <w:rPr>
-          <w:rFonts w:ascii="Nunito" w:hAnsi="Nunito"/>
-          <w:sz w:val="28"/>
-          <w:szCs w:val="28"/>
-        </w:rPr>
-        <w:t xml:space="preserve">    }</w:t>
-      </w:r>
-    </w:p>
-    <w:p>
-      <w:pPr>
-        <w:rPr>
-          <w:rFonts w:ascii="Nunito" w:hAnsi="Nunito"/>
-          <w:sz w:val="28"/>
-          <w:szCs w:val="28"/>
-        </w:rPr>
-      </w:pPr>
-      <w:r>
-        <w:rPr>
-          <w:rFonts w:ascii="Nunito" w:hAnsi="Nunito"/>
-          <w:sz w:val="28"/>
-          <w:szCs w:val="28"/>
-        </w:rPr>
-        <w:t>}</w:t>
-      </w:r>
-    </w:p>
-    <w:p>
-      <w:pPr>
-        <w:rPr>
-          <w:rFonts w:ascii="Nunito" w:hAnsi="Nunito"/>
-          <w:sz w:val="28"/>
-          <w:szCs w:val="28"/>
-        </w:rPr>
-      </w:pPr>
-    </w:p>
-    <w:p>
-      <w:pPr>
-        <w:rPr>
-          <w:rFonts w:ascii="Nunito" w:hAnsi="Nunito"/>
-          <w:sz w:val="28"/>
-          <w:szCs w:val="28"/>
-        </w:rPr>
-      </w:pPr>
-      <w:r>
-        <w:rPr>
-          <w:rFonts w:ascii="Nunito" w:hAnsi="Nunito"/>
-          <w:sz w:val="28"/>
-          <w:szCs w:val="28"/>
-        </w:rPr>
-        <w:t>3.24 (Validating User Input) Modify the program in Fig. 3.10 to validate its inputs. For any input, if the value entered is other than 1 or 2, keep looping until the user enters a correct value.</w:t>
-      </w:r>
-    </w:p>
-    <w:p>
-      <w:pPr>
-        <w:rPr>
-          <w:rFonts w:ascii="Nunito" w:hAnsi="Nunito"/>
-          <w:sz w:val="28"/>
-          <w:szCs w:val="28"/>
-        </w:rPr>
-      </w:pPr>
-    </w:p>
-    <w:p>
-      <w:pPr>
-        <w:rPr>
-          <w:rFonts w:ascii="Nunito" w:hAnsi="Nunito"/>
-          <w:b/>
-          <w:bCs/>
-          <w:sz w:val="28"/>
-          <w:szCs w:val="28"/>
-        </w:rPr>
-      </w:pPr>
-      <w:r>
-        <w:rPr>
-          <w:rFonts w:ascii="Nunito" w:hAnsi="Nunito"/>
-          <w:b/>
-          <w:bCs/>
-          <w:sz w:val="28"/>
-          <w:szCs w:val="28"/>
-        </w:rPr>
-        <w:lastRenderedPageBreak/>
-        <w:t xml:space="preserve">3.25 (Checkerboard Pattern of Asterisks) </w:t>
-      </w:r>
-    </w:p>
-    <w:p>
-      <w:pPr>
-        <w:rPr>
-          <w:rFonts w:ascii="Nunito" w:hAnsi="Nunito"/>
-          <w:sz w:val="28"/>
-          <w:szCs w:val="28"/>
-        </w:rPr>
-      </w:pPr>
-      <w:r>
-        <w:rPr>
-          <w:rFonts w:ascii="Nunito" w:hAnsi="Nunito"/>
-          <w:sz w:val="28"/>
-          <w:szCs w:val="28"/>
-        </w:rPr>
-        <w:t xml:space="preserve">Write an application that uses only the output statements </w:t>
-      </w:r>
-    </w:p>
-    <w:p>
-      <w:pPr>
-        <w:rPr>
-          <w:rFonts w:ascii="Nunito" w:hAnsi="Nunito"/>
-          <w:sz w:val="28"/>
-          <w:szCs w:val="28"/>
-        </w:rPr>
-      </w:pPr>
-      <w:proofErr w:type="spellStart"/>
-      <w:r>
-        <w:rPr>
-          <w:rFonts w:ascii="Nunito" w:hAnsi="Nunito"/>
-          <w:sz w:val="28"/>
-          <w:szCs w:val="28"/>
-        </w:rPr>
-        <w:t>System.out.print</w:t>
-      </w:r>
-      <w:proofErr w:type="spellEnd"/>
-      <w:r>
-        <w:rPr>
-          <w:rFonts w:ascii="Nunito" w:hAnsi="Nunito"/>
-          <w:sz w:val="28"/>
-          <w:szCs w:val="28"/>
-        </w:rPr>
-        <w:t>("* ");</w:t>
-      </w:r>
-    </w:p>
-    <w:p>
-      <w:pPr>
-        <w:rPr>
-          <w:rFonts w:ascii="Nunito" w:hAnsi="Nunito"/>
-          <w:sz w:val="28"/>
-          <w:szCs w:val="28"/>
-        </w:rPr>
-      </w:pPr>
-      <w:r>
-        <w:rPr>
-          <w:rFonts w:ascii="Nunito" w:hAnsi="Nunito"/>
-          <w:sz w:val="28"/>
-          <w:szCs w:val="28"/>
-        </w:rPr>
-        <w:t xml:space="preserve"> </w:t>
-      </w:r>
-      <w:proofErr w:type="spellStart"/>
-      <w:r>
-        <w:rPr>
-          <w:rFonts w:ascii="Nunito" w:hAnsi="Nunito"/>
-          <w:sz w:val="28"/>
-          <w:szCs w:val="28"/>
-        </w:rPr>
-        <w:t>System.out.print</w:t>
-      </w:r>
-      <w:proofErr w:type="spellEnd"/>
-      <w:r>
-        <w:rPr>
-          <w:rFonts w:ascii="Nunito" w:hAnsi="Nunito"/>
-          <w:sz w:val="28"/>
-          <w:szCs w:val="28"/>
-        </w:rPr>
-        <w:t xml:space="preserve">(" "); </w:t>
-      </w:r>
-    </w:p>
-    <w:p>
-      <w:pPr>
-        <w:rPr>
-          <w:rFonts w:ascii="Nunito" w:hAnsi="Nunito"/>
-          <w:sz w:val="28"/>
-          <w:szCs w:val="28"/>
-        </w:rPr>
-      </w:pPr>
-      <w:proofErr w:type="spellStart"/>
-      <w:r>
-        <w:rPr>
-          <w:rFonts w:ascii="Nunito" w:hAnsi="Nunito"/>
-          <w:sz w:val="28"/>
-          <w:szCs w:val="28"/>
-        </w:rPr>
-        <w:t>System.out.println</w:t>
-      </w:r>
-      <w:proofErr w:type="spellEnd"/>
-      <w:r>
-        <w:rPr>
-          <w:rFonts w:ascii="Nunito" w:hAnsi="Nunito"/>
-          <w:sz w:val="28"/>
-          <w:szCs w:val="28"/>
-        </w:rPr>
-        <w:t xml:space="preserve">(); to display the checkerboard pattern that follows. A </w:t>
-      </w:r>
-      <w:proofErr w:type="spellStart"/>
-      <w:r>
-        <w:rPr>
-          <w:rFonts w:ascii="Nunito" w:hAnsi="Nunito"/>
-          <w:sz w:val="28"/>
-          <w:szCs w:val="28"/>
-        </w:rPr>
-        <w:t>System.out.println</w:t>
-      </w:r>
-      <w:proofErr w:type="spellEnd"/>
-      <w:r>
-        <w:rPr>
-          <w:rFonts w:ascii="Nunito" w:hAnsi="Nunito"/>
-          <w:sz w:val="28"/>
-          <w:szCs w:val="28"/>
-        </w:rPr>
-        <w:t xml:space="preserve"> method call with no arguments causes the program to output a single newline character. [Hint: Repetition statements are required.]</w:t>
-      </w:r>
-    </w:p>
-    <w:p>
-      <w:pPr>
-        <w:rPr>
-          <w:rFonts w:ascii="Nunito" w:hAnsi="Nunito"/>
-          <w:sz w:val="28"/>
-          <w:szCs w:val="28"/>
-        </w:rPr>
-      </w:pPr>
-      <w:r>
-        <w:rPr>
-          <w:noProof/>
-        </w:rPr>
         <w:drawing>
           <wp:inline distT="0" distB="0" distL="0" distR="0" wp14:anchorId="61331D6B" wp14:editId="1BB2BB3F">
             <wp:extent cx="6280484" cy="1404699"/>
@@ -4021,154 +3232,154 @@
           <w:sz w:val="28"/>
           <w:szCs w:val="28"/>
         </w:rPr>
+        <w:t xml:space="preserve">            for (int col = 1; col &lt;= 8; col++) {</w:t>
+      </w:r>
+    </w:p>
+    <w:p>
+      <w:pPr>
+        <w:rPr>
+          <w:rFonts w:ascii="Nunito" w:hAnsi="Nunito"/>
+          <w:sz w:val="28"/>
+          <w:szCs w:val="28"/>
+        </w:rPr>
+      </w:pPr>
+      <w:r>
+        <w:rPr>
+          <w:rFonts w:ascii="Nunito" w:hAnsi="Nunito"/>
+          <w:sz w:val="28"/>
+          <w:szCs w:val="28"/>
+        </w:rPr>
+        <w:t xml:space="preserve">                </w:t>
+      </w:r>
+      <w:proofErr w:type="spellStart"/>
+      <w:r>
+        <w:rPr>
+          <w:rFonts w:ascii="Nunito" w:hAnsi="Nunito"/>
+          <w:sz w:val="28"/>
+          <w:szCs w:val="28"/>
+        </w:rPr>
+        <w:t>System.out.print</w:t>
+      </w:r>
+      <w:proofErr w:type="spellEnd"/>
+      <w:r>
+        <w:rPr>
+          <w:rFonts w:ascii="Nunito" w:hAnsi="Nunito"/>
+          <w:sz w:val="28"/>
+          <w:szCs w:val="28"/>
+        </w:rPr>
+        <w:t>("* ");</w:t>
+      </w:r>
+    </w:p>
+    <w:p>
+      <w:pPr>
+        <w:rPr>
+          <w:rFonts w:ascii="Nunito" w:hAnsi="Nunito"/>
+          <w:sz w:val="28"/>
+          <w:szCs w:val="28"/>
+        </w:rPr>
+      </w:pPr>
+      <w:r>
+        <w:rPr>
+          <w:rFonts w:ascii="Nunito" w:hAnsi="Nunito"/>
+          <w:sz w:val="28"/>
+          <w:szCs w:val="28"/>
+        </w:rPr>
+        <w:t xml:space="preserve">            }</w:t>
+      </w:r>
+    </w:p>
+    <w:p>
+      <w:pPr>
+        <w:rPr>
+          <w:rFonts w:ascii="Nunito" w:hAnsi="Nunito"/>
+          <w:sz w:val="28"/>
+          <w:szCs w:val="28"/>
+        </w:rPr>
+      </w:pPr>
+    </w:p>
+    <w:p>
+      <w:pPr>
+        <w:rPr>
+          <w:rFonts w:ascii="Nunito" w:hAnsi="Nunito"/>
+          <w:sz w:val="28"/>
+          <w:szCs w:val="28"/>
+        </w:rPr>
+      </w:pPr>
+      <w:r>
+        <w:rPr>
+          <w:rFonts w:ascii="Nunito" w:hAnsi="Nunito"/>
+          <w:sz w:val="28"/>
+          <w:szCs w:val="28"/>
+        </w:rPr>
+        <w:t xml:space="preserve">            </w:t>
+      </w:r>
+      <w:proofErr w:type="spellStart"/>
+      <w:r>
+        <w:rPr>
+          <w:rFonts w:ascii="Nunito" w:hAnsi="Nunito"/>
+          <w:sz w:val="28"/>
+          <w:szCs w:val="28"/>
+        </w:rPr>
+        <w:t>System.out.println</w:t>
+      </w:r>
+      <w:proofErr w:type="spellEnd"/>
+      <w:r>
+        <w:rPr>
+          <w:rFonts w:ascii="Nunito" w:hAnsi="Nunito"/>
+          <w:sz w:val="28"/>
+          <w:szCs w:val="28"/>
+        </w:rPr>
+        <w:t>();</w:t>
+      </w:r>
+    </w:p>
+    <w:p>
+      <w:pPr>
+        <w:rPr>
+          <w:rFonts w:ascii="Nunito" w:hAnsi="Nunito"/>
+          <w:sz w:val="28"/>
+          <w:szCs w:val="28"/>
+        </w:rPr>
+      </w:pPr>
+      <w:r>
+        <w:rPr>
+          <w:rFonts w:ascii="Nunito" w:hAnsi="Nunito"/>
+          <w:sz w:val="28"/>
+          <w:szCs w:val="28"/>
+        </w:rPr>
+        <w:t xml:space="preserve">        }</w:t>
+      </w:r>
+    </w:p>
+    <w:p>
+      <w:pPr>
+        <w:rPr>
+          <w:rFonts w:ascii="Nunito" w:hAnsi="Nunito"/>
+          <w:sz w:val="28"/>
+          <w:szCs w:val="28"/>
+        </w:rPr>
+      </w:pPr>
+      <w:r>
+        <w:rPr>
+          <w:rFonts w:ascii="Nunito" w:hAnsi="Nunito"/>
+          <w:sz w:val="28"/>
+          <w:szCs w:val="28"/>
+        </w:rPr>
+        <w:t xml:space="preserve">    }</w:t>
+      </w:r>
+    </w:p>
+    <w:p>
+      <w:pPr>
+        <w:rPr>
+          <w:rFonts w:ascii="Nunito" w:hAnsi="Nunito"/>
+          <w:sz w:val="28"/>
+          <w:szCs w:val="28"/>
+        </w:rPr>
+      </w:pPr>
+      <w:r>
+        <w:rPr>
+          <w:rFonts w:ascii="Nunito" w:hAnsi="Nunito"/>
+          <w:sz w:val="28"/>
+          <w:szCs w:val="28"/>
+        </w:rPr>
         <w:lastRenderedPageBreak/>
-        <w:t xml:space="preserve">            for (int col = 1; col &lt;= 8; col++) {</w:t>
-      </w:r>
-    </w:p>
-    <w:p>
-      <w:pPr>
-        <w:rPr>
-          <w:rFonts w:ascii="Nunito" w:hAnsi="Nunito"/>
-          <w:sz w:val="28"/>
-          <w:szCs w:val="28"/>
-        </w:rPr>
-      </w:pPr>
-      <w:r>
-        <w:rPr>
-          <w:rFonts w:ascii="Nunito" w:hAnsi="Nunito"/>
-          <w:sz w:val="28"/>
-          <w:szCs w:val="28"/>
-        </w:rPr>
-        <w:t xml:space="preserve">                </w:t>
-      </w:r>
-      <w:proofErr w:type="spellStart"/>
-      <w:r>
-        <w:rPr>
-          <w:rFonts w:ascii="Nunito" w:hAnsi="Nunito"/>
-          <w:sz w:val="28"/>
-          <w:szCs w:val="28"/>
-        </w:rPr>
-        <w:t>System.out.print</w:t>
-      </w:r>
-      <w:proofErr w:type="spellEnd"/>
-      <w:r>
-        <w:rPr>
-          <w:rFonts w:ascii="Nunito" w:hAnsi="Nunito"/>
-          <w:sz w:val="28"/>
-          <w:szCs w:val="28"/>
-        </w:rPr>
-        <w:t>("* ");</w:t>
-      </w:r>
-    </w:p>
-    <w:p>
-      <w:pPr>
-        <w:rPr>
-          <w:rFonts w:ascii="Nunito" w:hAnsi="Nunito"/>
-          <w:sz w:val="28"/>
-          <w:szCs w:val="28"/>
-        </w:rPr>
-      </w:pPr>
-      <w:r>
-        <w:rPr>
-          <w:rFonts w:ascii="Nunito" w:hAnsi="Nunito"/>
-          <w:sz w:val="28"/>
-          <w:szCs w:val="28"/>
-        </w:rPr>
-        <w:t xml:space="preserve">            }</w:t>
-      </w:r>
-    </w:p>
-    <w:p>
-      <w:pPr>
-        <w:rPr>
-          <w:rFonts w:ascii="Nunito" w:hAnsi="Nunito"/>
-          <w:sz w:val="28"/>
-          <w:szCs w:val="28"/>
-        </w:rPr>
-      </w:pPr>
-    </w:p>
-    <w:p>
-      <w:pPr>
-        <w:rPr>
-          <w:rFonts w:ascii="Nunito" w:hAnsi="Nunito"/>
-          <w:sz w:val="28"/>
-          <w:szCs w:val="28"/>
-        </w:rPr>
-      </w:pPr>
-      <w:r>
-        <w:rPr>
-          <w:rFonts w:ascii="Nunito" w:hAnsi="Nunito"/>
-          <w:sz w:val="28"/>
-          <w:szCs w:val="28"/>
-        </w:rPr>
-        <w:t xml:space="preserve">            </w:t>
-      </w:r>
-      <w:proofErr w:type="spellStart"/>
-      <w:r>
-        <w:rPr>
-          <w:rFonts w:ascii="Nunito" w:hAnsi="Nunito"/>
-          <w:sz w:val="28"/>
-          <w:szCs w:val="28"/>
-        </w:rPr>
-        <w:t>System.out.println</w:t>
-      </w:r>
-      <w:proofErr w:type="spellEnd"/>
-      <w:r>
-        <w:rPr>
-          <w:rFonts w:ascii="Nunito" w:hAnsi="Nunito"/>
-          <w:sz w:val="28"/>
-          <w:szCs w:val="28"/>
-        </w:rPr>
-        <w:t>();</w:t>
-      </w:r>
-    </w:p>
-    <w:p>
-      <w:pPr>
-        <w:rPr>
-          <w:rFonts w:ascii="Nunito" w:hAnsi="Nunito"/>
-          <w:sz w:val="28"/>
-          <w:szCs w:val="28"/>
-        </w:rPr>
-      </w:pPr>
-      <w:r>
-        <w:rPr>
-          <w:rFonts w:ascii="Nunito" w:hAnsi="Nunito"/>
-          <w:sz w:val="28"/>
-          <w:szCs w:val="28"/>
-        </w:rPr>
-        <w:t xml:space="preserve">        }</w:t>
-      </w:r>
-    </w:p>
-    <w:p>
-      <w:pPr>
-        <w:rPr>
-          <w:rFonts w:ascii="Nunito" w:hAnsi="Nunito"/>
-          <w:sz w:val="28"/>
-          <w:szCs w:val="28"/>
-        </w:rPr>
-      </w:pPr>
-      <w:r>
-        <w:rPr>
-          <w:rFonts w:ascii="Nunito" w:hAnsi="Nunito"/>
-          <w:sz w:val="28"/>
-          <w:szCs w:val="28"/>
-        </w:rPr>
-        <w:t xml:space="preserve">    }</w:t>
-      </w:r>
-    </w:p>
-    <w:p>
-      <w:pPr>
-        <w:rPr>
-          <w:rFonts w:ascii="Nunito" w:hAnsi="Nunito"/>
-          <w:sz w:val="28"/>
-          <w:szCs w:val="28"/>
-        </w:rPr>
-      </w:pPr>
-      <w:r>
-        <w:rPr>
-          <w:rFonts w:ascii="Nunito" w:hAnsi="Nunito"/>
-          <w:sz w:val="28"/>
-          <w:szCs w:val="28"/>
-        </w:rPr>
         <w:t>}</w:t>
       </w:r>
     </w:p>
@@ -4238,75 +3449,67 @@
           <w:sz w:val="28"/>
           <w:szCs w:val="28"/>
         </w:rPr>
-        <w:t xml:space="preserve">The explosive growth of Internet communications and data storage on Internet-connected computers has greatly increased privacy concerns. The field of cryptography is concerned with coding data to make it difficult (and hopefully—with the most advanced schemes—impossible) for unauthorized users to read. In this exercise you’ll investigate a simple scheme for encrypting and decrypting data. A company that wants to send data over the Internet has asked you to write a program that will encrypt it so that it may be transmitted more securely. All the data is transmitted as four-digit integers. Your application should read a four-digit integer entered by the user and encrypt it as follows: Replace each digit with the result of adding 7 to the digit and getting the remainder after dividing the new value by 10. Then swap the first digit with the third, and swap the second digit with the fourth. Then print the encrypted integer. Write a separate application that inputs an encrypted four-digit integer and </w:t>
-      </w:r>
-      <w:r>
-        <w:rPr>
-          <w:rFonts w:ascii="Nunito" w:hAnsi="Nunito"/>
+        <w:t xml:space="preserve">The explosive growth of Internet communications and data storage on Internet-connected computers has greatly increased privacy concerns. The field of cryptography is concerned with coding data to make it difficult (and hopefully—with the most advanced schemes—impossible) for unauthorized users to read. In this exercise you’ll investigate a simple scheme for encrypting and decrypting data. A company that wants to send data over the Internet has asked you to write a program that will encrypt it so that it may be transmitted more securely. All the data is transmitted as four-digit integers. Your application should read a four-digit integer entered by the user and encrypt it as follows: Replace each digit with the result of adding 7 to the digit and getting the remainder after dividing the new value by 10. Then swap the first digit with the third, and swap the second digit with the fourth. Then print the encrypted integer. Write a separate application that inputs an encrypted four-digit integer and decrypts it (by reversing the encryption scheme) to form the original number. [Optional reading project: Research “public key cryptography” in general and the PGP (Pretty Good Privacy) specific public key scheme. You may also want to investigate the RSA scheme, which is widely used in industrial-strength applications.] </w:t>
+      </w:r>
+    </w:p>
+    <w:p>
+      <w:pPr>
+        <w:rPr>
+          <w:rFonts w:ascii="Nunito" w:hAnsi="Nunito"/>
+          <w:sz w:val="28"/>
+          <w:szCs w:val="28"/>
+        </w:rPr>
+      </w:pPr>
+    </w:p>
+    <w:p>
+      <w:pPr>
+        <w:rPr>
+          <w:rFonts w:ascii="Nunito" w:hAnsi="Nunito"/>
+          <w:b/>
+          <w:bCs/>
+          <w:sz w:val="28"/>
+          <w:szCs w:val="28"/>
+        </w:rPr>
+      </w:pPr>
+      <w:r>
+        <w:rPr>
+          <w:rFonts w:ascii="Nunito" w:hAnsi="Nunito"/>
+          <w:b/>
+          <w:bCs/>
+          <w:sz w:val="28"/>
+          <w:szCs w:val="28"/>
+        </w:rPr>
+        <w:t>//Encryption Program</w:t>
+      </w:r>
+    </w:p>
+    <w:p>
+      <w:pPr>
+        <w:rPr>
+          <w:rFonts w:ascii="Nunito" w:hAnsi="Nunito"/>
+          <w:sz w:val="28"/>
+          <w:szCs w:val="28"/>
+        </w:rPr>
+      </w:pPr>
+    </w:p>
+    <w:p>
+      <w:pPr>
+        <w:rPr>
+          <w:rFonts w:ascii="Nunito" w:hAnsi="Nunito"/>
+          <w:b/>
+          <w:bCs/>
+          <w:sz w:val="28"/>
+          <w:szCs w:val="28"/>
+        </w:rPr>
+      </w:pPr>
+      <w:r>
+        <w:rPr>
+          <w:rFonts w:ascii="Nunito" w:hAnsi="Nunito"/>
+          <w:b/>
+          <w:bCs/>
           <w:sz w:val="28"/>
           <w:szCs w:val="28"/>
         </w:rPr>
         <w:lastRenderedPageBreak/>
-        <w:t xml:space="preserve">decrypts it (by reversing the encryption scheme) to form the original number. [Optional reading project: Research “public key cryptography” in general and the PGP (Pretty Good Privacy) specific public key scheme. You may also want to investigate the RSA scheme, which is widely used in industrial-strength applications.] </w:t>
-      </w:r>
-    </w:p>
-    <w:p>
-      <w:pPr>
-        <w:rPr>
-          <w:rFonts w:ascii="Nunito" w:hAnsi="Nunito"/>
-          <w:sz w:val="28"/>
-          <w:szCs w:val="28"/>
-        </w:rPr>
-      </w:pPr>
-    </w:p>
-    <w:p>
-      <w:pPr>
-        <w:rPr>
-          <w:rFonts w:ascii="Nunito" w:hAnsi="Nunito"/>
-          <w:b/>
-          <w:bCs/>
-          <w:sz w:val="28"/>
-          <w:szCs w:val="28"/>
-        </w:rPr>
-      </w:pPr>
-      <w:r>
-        <w:rPr>
-          <w:rFonts w:ascii="Nunito" w:hAnsi="Nunito"/>
-          <w:b/>
-          <w:bCs/>
-          <w:sz w:val="28"/>
-          <w:szCs w:val="28"/>
-        </w:rPr>
-        <w:t>//Encryption Program</w:t>
-      </w:r>
-    </w:p>
-    <w:p>
-      <w:pPr>
-        <w:rPr>
-          <w:rFonts w:ascii="Nunito" w:hAnsi="Nunito"/>
-          <w:sz w:val="28"/>
-          <w:szCs w:val="28"/>
-        </w:rPr>
-      </w:pPr>
-    </w:p>
-    <w:p>
-      <w:pPr>
-        <w:rPr>
-          <w:rFonts w:ascii="Nunito" w:hAnsi="Nunito"/>
-          <w:b/>
-          <w:bCs/>
-          <w:sz w:val="28"/>
-          <w:szCs w:val="28"/>
-        </w:rPr>
-      </w:pPr>
-      <w:r>
-        <w:rPr>
-          <w:rFonts w:ascii="Nunito" w:hAnsi="Nunito"/>
-          <w:b/>
-          <w:bCs/>
-          <w:sz w:val="28"/>
-          <w:szCs w:val="28"/>
-        </w:rPr>
         <w:t>//Decryption Program</w:t>
       </w:r>
     </w:p>

--- a/Chapter 3/Chapter 3.docx
+++ b/Chapter 3/Chapter 3.docx
@@ -3044,353 +3044,6 @@
           <w:szCs w:val="28"/>
         </w:rPr>
       </w:pPr>
-      <w:r>
-        <w:rPr>
-          <w:rFonts w:ascii="Nunito" w:hAnsi="Nunito"/>
-          <w:sz w:val="28"/>
-          <w:szCs w:val="28"/>
-        </w:rPr>
-        <w:t>public class Checkerboard {</w:t>
-      </w:r>
-    </w:p>
-    <w:p>
-      <w:pPr>
-        <w:rPr>
-          <w:rFonts w:ascii="Nunito" w:hAnsi="Nunito"/>
-          <w:sz w:val="28"/>
-          <w:szCs w:val="28"/>
-        </w:rPr>
-      </w:pPr>
-      <w:r>
-        <w:rPr>
-          <w:rFonts w:ascii="Nunito" w:hAnsi="Nunito"/>
-          <w:sz w:val="28"/>
-          <w:szCs w:val="28"/>
-        </w:rPr>
-        <w:t xml:space="preserve">    public static void main(String[] </w:t>
-      </w:r>
-      <w:proofErr w:type="spellStart"/>
-      <w:r>
-        <w:rPr>
-          <w:rFonts w:ascii="Nunito" w:hAnsi="Nunito"/>
-          <w:sz w:val="28"/>
-          <w:szCs w:val="28"/>
-        </w:rPr>
-        <w:t>args</w:t>
-      </w:r>
-      <w:proofErr w:type="spellEnd"/>
-      <w:r>
-        <w:rPr>
-          <w:rFonts w:ascii="Nunito" w:hAnsi="Nunito"/>
-          <w:sz w:val="28"/>
-          <w:szCs w:val="28"/>
-        </w:rPr>
-        <w:t>) {</w:t>
-      </w:r>
-    </w:p>
-    <w:p>
-      <w:pPr>
-        <w:rPr>
-          <w:rFonts w:ascii="Nunito" w:hAnsi="Nunito"/>
-          <w:sz w:val="28"/>
-          <w:szCs w:val="28"/>
-        </w:rPr>
-      </w:pPr>
-    </w:p>
-    <w:p>
-      <w:pPr>
-        <w:rPr>
-          <w:rFonts w:ascii="Nunito" w:hAnsi="Nunito"/>
-          <w:sz w:val="28"/>
-          <w:szCs w:val="28"/>
-        </w:rPr>
-      </w:pPr>
-      <w:r>
-        <w:rPr>
-          <w:rFonts w:ascii="Nunito" w:hAnsi="Nunito"/>
-          <w:sz w:val="28"/>
-          <w:szCs w:val="28"/>
-        </w:rPr>
-        <w:t xml:space="preserve">        for (int row = 1; row &lt;= 8; row++) {</w:t>
-      </w:r>
-    </w:p>
-    <w:p>
-      <w:pPr>
-        <w:rPr>
-          <w:rFonts w:ascii="Nunito" w:hAnsi="Nunito"/>
-          <w:sz w:val="28"/>
-          <w:szCs w:val="28"/>
-        </w:rPr>
-      </w:pPr>
-    </w:p>
-    <w:p>
-      <w:pPr>
-        <w:rPr>
-          <w:rFonts w:ascii="Nunito" w:hAnsi="Nunito"/>
-          <w:sz w:val="28"/>
-          <w:szCs w:val="28"/>
-        </w:rPr>
-      </w:pPr>
-      <w:r>
-        <w:rPr>
-          <w:rFonts w:ascii="Nunito" w:hAnsi="Nunito"/>
-          <w:sz w:val="28"/>
-          <w:szCs w:val="28"/>
-        </w:rPr>
-        <w:t xml:space="preserve">            // If row is even, start with a space</w:t>
-      </w:r>
-    </w:p>
-    <w:p>
-      <w:pPr>
-        <w:rPr>
-          <w:rFonts w:ascii="Nunito" w:hAnsi="Nunito"/>
-          <w:sz w:val="28"/>
-          <w:szCs w:val="28"/>
-        </w:rPr>
-      </w:pPr>
-      <w:r>
-        <w:rPr>
-          <w:rFonts w:ascii="Nunito" w:hAnsi="Nunito"/>
-          <w:sz w:val="28"/>
-          <w:szCs w:val="28"/>
-        </w:rPr>
-        <w:t xml:space="preserve">            if (row % 2 == 0) {</w:t>
-      </w:r>
-    </w:p>
-    <w:p>
-      <w:pPr>
-        <w:rPr>
-          <w:rFonts w:ascii="Nunito" w:hAnsi="Nunito"/>
-          <w:sz w:val="28"/>
-          <w:szCs w:val="28"/>
-        </w:rPr>
-      </w:pPr>
-      <w:r>
-        <w:rPr>
-          <w:rFonts w:ascii="Nunito" w:hAnsi="Nunito"/>
-          <w:sz w:val="28"/>
-          <w:szCs w:val="28"/>
-        </w:rPr>
-        <w:t xml:space="preserve">                </w:t>
-      </w:r>
-      <w:proofErr w:type="spellStart"/>
-      <w:r>
-        <w:rPr>
-          <w:rFonts w:ascii="Nunito" w:hAnsi="Nunito"/>
-          <w:sz w:val="28"/>
-          <w:szCs w:val="28"/>
-        </w:rPr>
-        <w:t>System.out.print</w:t>
-      </w:r>
-      <w:proofErr w:type="spellEnd"/>
-      <w:r>
-        <w:rPr>
-          <w:rFonts w:ascii="Nunito" w:hAnsi="Nunito"/>
-          <w:sz w:val="28"/>
-          <w:szCs w:val="28"/>
-        </w:rPr>
-        <w:t>(" ");</w:t>
-      </w:r>
-    </w:p>
-    <w:p>
-      <w:pPr>
-        <w:rPr>
-          <w:rFonts w:ascii="Nunito" w:hAnsi="Nunito"/>
-          <w:sz w:val="28"/>
-          <w:szCs w:val="28"/>
-        </w:rPr>
-      </w:pPr>
-      <w:r>
-        <w:rPr>
-          <w:rFonts w:ascii="Nunito" w:hAnsi="Nunito"/>
-          <w:sz w:val="28"/>
-          <w:szCs w:val="28"/>
-        </w:rPr>
-        <w:t xml:space="preserve">            }</w:t>
-      </w:r>
-    </w:p>
-    <w:p>
-      <w:pPr>
-        <w:rPr>
-          <w:rFonts w:ascii="Nunito" w:hAnsi="Nunito"/>
-          <w:sz w:val="28"/>
-          <w:szCs w:val="28"/>
-        </w:rPr>
-      </w:pPr>
-    </w:p>
-    <w:p>
-      <w:pPr>
-        <w:rPr>
-          <w:rFonts w:ascii="Nunito" w:hAnsi="Nunito"/>
-          <w:sz w:val="28"/>
-          <w:szCs w:val="28"/>
-        </w:rPr>
-      </w:pPr>
-      <w:r>
-        <w:rPr>
-          <w:rFonts w:ascii="Nunito" w:hAnsi="Nunito"/>
-          <w:sz w:val="28"/>
-          <w:szCs w:val="28"/>
-        </w:rPr>
-        <w:t xml:space="preserve">            for (int col = 1; col &lt;= 8; col++) {</w:t>
-      </w:r>
-    </w:p>
-    <w:p>
-      <w:pPr>
-        <w:rPr>
-          <w:rFonts w:ascii="Nunito" w:hAnsi="Nunito"/>
-          <w:sz w:val="28"/>
-          <w:szCs w:val="28"/>
-        </w:rPr>
-      </w:pPr>
-      <w:r>
-        <w:rPr>
-          <w:rFonts w:ascii="Nunito" w:hAnsi="Nunito"/>
-          <w:sz w:val="28"/>
-          <w:szCs w:val="28"/>
-        </w:rPr>
-        <w:t xml:space="preserve">                </w:t>
-      </w:r>
-      <w:proofErr w:type="spellStart"/>
-      <w:r>
-        <w:rPr>
-          <w:rFonts w:ascii="Nunito" w:hAnsi="Nunito"/>
-          <w:sz w:val="28"/>
-          <w:szCs w:val="28"/>
-        </w:rPr>
-        <w:t>System.out.print</w:t>
-      </w:r>
-      <w:proofErr w:type="spellEnd"/>
-      <w:r>
-        <w:rPr>
-          <w:rFonts w:ascii="Nunito" w:hAnsi="Nunito"/>
-          <w:sz w:val="28"/>
-          <w:szCs w:val="28"/>
-        </w:rPr>
-        <w:t>("* ");</w:t>
-      </w:r>
-    </w:p>
-    <w:p>
-      <w:pPr>
-        <w:rPr>
-          <w:rFonts w:ascii="Nunito" w:hAnsi="Nunito"/>
-          <w:sz w:val="28"/>
-          <w:szCs w:val="28"/>
-        </w:rPr>
-      </w:pPr>
-      <w:r>
-        <w:rPr>
-          <w:rFonts w:ascii="Nunito" w:hAnsi="Nunito"/>
-          <w:sz w:val="28"/>
-          <w:szCs w:val="28"/>
-        </w:rPr>
-        <w:t xml:space="preserve">            }</w:t>
-      </w:r>
-    </w:p>
-    <w:p>
-      <w:pPr>
-        <w:rPr>
-          <w:rFonts w:ascii="Nunito" w:hAnsi="Nunito"/>
-          <w:sz w:val="28"/>
-          <w:szCs w:val="28"/>
-        </w:rPr>
-      </w:pPr>
-    </w:p>
-    <w:p>
-      <w:pPr>
-        <w:rPr>
-          <w:rFonts w:ascii="Nunito" w:hAnsi="Nunito"/>
-          <w:sz w:val="28"/>
-          <w:szCs w:val="28"/>
-        </w:rPr>
-      </w:pPr>
-      <w:r>
-        <w:rPr>
-          <w:rFonts w:ascii="Nunito" w:hAnsi="Nunito"/>
-          <w:sz w:val="28"/>
-          <w:szCs w:val="28"/>
-        </w:rPr>
-        <w:t xml:space="preserve">            </w:t>
-      </w:r>
-      <w:proofErr w:type="spellStart"/>
-      <w:r>
-        <w:rPr>
-          <w:rFonts w:ascii="Nunito" w:hAnsi="Nunito"/>
-          <w:sz w:val="28"/>
-          <w:szCs w:val="28"/>
-        </w:rPr>
-        <w:t>System.out.println</w:t>
-      </w:r>
-      <w:proofErr w:type="spellEnd"/>
-      <w:r>
-        <w:rPr>
-          <w:rFonts w:ascii="Nunito" w:hAnsi="Nunito"/>
-          <w:sz w:val="28"/>
-          <w:szCs w:val="28"/>
-        </w:rPr>
-        <w:t>();</w:t>
-      </w:r>
-    </w:p>
-    <w:p>
-      <w:pPr>
-        <w:rPr>
-          <w:rFonts w:ascii="Nunito" w:hAnsi="Nunito"/>
-          <w:sz w:val="28"/>
-          <w:szCs w:val="28"/>
-        </w:rPr>
-      </w:pPr>
-      <w:r>
-        <w:rPr>
-          <w:rFonts w:ascii="Nunito" w:hAnsi="Nunito"/>
-          <w:sz w:val="28"/>
-          <w:szCs w:val="28"/>
-        </w:rPr>
-        <w:t xml:space="preserve">        }</w:t>
-      </w:r>
-    </w:p>
-    <w:p>
-      <w:pPr>
-        <w:rPr>
-          <w:rFonts w:ascii="Nunito" w:hAnsi="Nunito"/>
-          <w:sz w:val="28"/>
-          <w:szCs w:val="28"/>
-        </w:rPr>
-      </w:pPr>
-      <w:r>
-        <w:rPr>
-          <w:rFonts w:ascii="Nunito" w:hAnsi="Nunito"/>
-          <w:sz w:val="28"/>
-          <w:szCs w:val="28"/>
-        </w:rPr>
-        <w:t xml:space="preserve">    }</w:t>
-      </w:r>
-    </w:p>
-    <w:p>
-      <w:pPr>
-        <w:rPr>
-          <w:rFonts w:ascii="Nunito" w:hAnsi="Nunito"/>
-          <w:sz w:val="28"/>
-          <w:szCs w:val="28"/>
-        </w:rPr>
-      </w:pPr>
-      <w:r>
-        <w:rPr>
-          <w:rFonts w:ascii="Nunito" w:hAnsi="Nunito"/>
-          <w:sz w:val="28"/>
-          <w:szCs w:val="28"/>
-        </w:rPr>
-        <w:lastRenderedPageBreak/>
-        <w:t>}</w:t>
-      </w:r>
-    </w:p>
-    <w:p>
-      <w:pPr>
-        <w:rPr>
-          <w:rFonts w:ascii="Nunito" w:hAnsi="Nunito"/>
-          <w:sz w:val="28"/>
-          <w:szCs w:val="28"/>
-        </w:rPr>
-      </w:pPr>
     </w:p>
     <w:p/>
     <w:p>
@@ -3449,7 +3102,16 @@
           <w:sz w:val="28"/>
           <w:szCs w:val="28"/>
         </w:rPr>
-        <w:t xml:space="preserve">The explosive growth of Internet communications and data storage on Internet-connected computers has greatly increased privacy concerns. The field of cryptography is concerned with coding data to make it difficult (and hopefully—with the most advanced schemes—impossible) for unauthorized users to read. In this exercise you’ll investigate a simple scheme for encrypting and decrypting data. A company that wants to send data over the Internet has asked you to write a program that will encrypt it so that it may be transmitted more securely. All the data is transmitted as four-digit integers. Your application should read a four-digit integer entered by the user and encrypt it as follows: Replace each digit with the result of adding 7 to the digit and getting the remainder after dividing the new value by 10. Then swap the first digit with the third, and swap the second digit with the fourth. Then print the encrypted integer. Write a separate application that inputs an encrypted four-digit integer and decrypts it (by reversing the encryption scheme) to form the original number. [Optional reading project: Research “public key cryptography” in general and the PGP (Pretty Good Privacy) specific public key scheme. You may also want to investigate the RSA scheme, which is widely used in industrial-strength applications.] </w:t>
+        <w:t xml:space="preserve">The explosive growth of Internet communications and data storage on Internet-connected computers has greatly increased privacy concerns. The field of cryptography is concerned with coding data to make it difficult (and hopefully—with the most advanced schemes—impossible) for unauthorized users to read. In this exercise you’ll investigate a simple scheme for encrypting and decrypting data. A company that wants to send data over the Internet has asked you to write a program that will encrypt it so that it may be transmitted more securely. All the data is transmitted as four-digit integers. Your application should read a four-digit integer entered by the user and encrypt it as follows: Replace each digit with the result of adding 7 to the digit and getting the remainder after dividing the new value by 10. Then swap the first digit with the third, and swap the second digit with the fourth. Then print the encrypted integer. Write a separate application that inputs an encrypted four-digit integer and decrypts it (by reversing the encryption scheme) to form the original number. [Optional reading project: Research “public key cryptography” in general and the PGP (Pretty Good Privacy) specific public key scheme. You </w:t>
+      </w:r>
+      <w:r>
+        <w:rPr>
+          <w:rFonts w:ascii="Nunito" w:hAnsi="Nunito"/>
+          <w:sz w:val="28"/>
+          <w:szCs w:val="28"/>
+        </w:rPr>
+        <w:lastRenderedPageBreak/>
+        <w:t xml:space="preserve">may also want to investigate the RSA scheme, which is widely used in industrial-strength applications.] </w:t>
       </w:r>
     </w:p>
     <w:p>
@@ -3509,7 +3171,6 @@
           <w:sz w:val="28"/>
           <w:szCs w:val="28"/>
         </w:rPr>
-        <w:lastRenderedPageBreak/>
         <w:t>//Decryption Program</w:t>
       </w:r>
     </w:p>
